--- a/02_Assignments/hw2_orca/03_report_word/CM5235_HW2_Zhang_Xubo.docx
+++ b/02_Assignments/hw2_orca/03_report_word/CM5235_HW2_Zhang_Xubo.docx
@@ -145,7 +145,7 @@
               <w:rPr>
                 <w:sz w:val="17"/>
               </w:rPr>
-              <w:t>25 September 2026</w:t>
+              <w:t>27 September 2026</w:t>
             </w:r>
           </w:p>
         </w:tc>
@@ -201,7 +201,7 @@
     </w:p>
     <w:p>
       <w:r>
-        <w:t>In the supplied structure the hydroxyl hydrogen was perpendicular to the ring. It was rotated into the ring plane on the Cl side (cis conformer, intramolecular O–H···Cl contact) before optimisation; all other atoms were left as given. All four optimised structures have 33 real frequencies and no imaginary mode, i.e. they are minima. The other conformer, with the O–H pointing away from Cl, was optimised as a check at the same level (B3LYP/def2-TZVP, gas phase): it is also a minimum but lies 3.3 kcal mol</w:t>
+        <w:t>In the supplied structure the hydroxyl hydrogen was perpendicular to the ring. Before optimisation it was rotated into the ring plane on the Cl side (cis conformer, intramolecular O–H···Cl contact); all other atoms were left as given. All four optimised structures have 33 real frequencies and no imaginary mode, so they are minima. This conformer was chosen because it is 3.3 kcal mol</w:t>
       </w:r>
       <w:r>
         <w:rPr>
@@ -210,7 +210,7 @@
         <w:t>−1</w:t>
       </w:r>
       <w:r>
-        <w:t xml:space="preserve"> higher in energy (3.0 kcal mol</w:t>
+        <w:t xml:space="preserve"> (3.0 kcal mol</w:t>
       </w:r>
       <w:r>
         <w:rPr>
@@ -219,7 +219,7 @@
         <w:t>−1</w:t>
       </w:r>
       <w:r>
-        <w:t xml:space="preserve"> in Gibbs free energy at 298.15 K), which is the intramolecular O–H···Cl interaction. The cis conformer used here is therefore the relevant ground-state structure.</w:t>
+        <w:t xml:space="preserve"> in G at 298 K) below the trans conformer, which is also a minimum (B3LYP/def2-TZVP, gas phase).</w:t>
       </w:r>
     </w:p>
     <w:p>
@@ -6505,7 +6505,7 @@
         <w:t>−1</w:t>
       </w:r>
       <w:r>
-        <w:t>); the translational and rotational parts depend only on mass and geometry, and only the vibrational part changes a little through the low-frequency modes. The HOMO–LUMO gap is 1.6 eV larger with the hybrid functional (5.76 vs 4.19 eV in the gas phase), while water changes it by only 0.02 eV (PBE) and 0.02 eV (B3LYP).</w:t>
+        <w:t>); the translational and rotational parts depend only on mass and geometry, and only the vibrational part changes a little through the low-frequency modes. The HOMO–LUMO gap is 1.6 eV larger with the hybrid functional (5.76 vs 4.19 eV in the gas phase), while water changes it by only 0.02 eV with both functionals.</w:t>
       </w:r>
     </w:p>
     <w:p>
@@ -6518,7 +6518,7 @@
     </w:p>
     <w:p>
       <w:r>
-        <w:t>“Normal mode number 12” is ambiguous, because the two common numbering schemes differ. ORCA numbers all 3N modes from 0, so modes 0–5 are the translations and rotations and mode 12 is the seventh vibration. Avogadro and Chemcraft list only the 33 real vibrations, starting at 1, so their twelfth entry is ORCA's mode 17. Both are given here.</w:t>
+        <w:t>ORCA numbers all 3N modes from 0, so modes 0–5 are translations and rotations and mode 12 is the seventh vibration. Avogadro and Chemcraft list only the 33 vibrations, starting from 1, so their twelfth entry is ORCA mode 17. Since the numbering in the question could mean either, both modes are shown.</w:t>
       </w:r>
     </w:p>
     <w:p>
@@ -6859,7 +6859,7 @@
       <w:r>
         <w:drawing>
           <wp:inline xmlns:a="http://schemas.openxmlformats.org/drawingml/2006/main" xmlns:pic="http://schemas.openxmlformats.org/drawingml/2006/picture">
-            <wp:extent cx="2520000" cy="2520000"/>
+            <wp:extent cx="1655999" cy="2055788"/>
             <wp:docPr id="2" name="Picture 2"/>
             <wp:cNvGraphicFramePr>
               <a:graphicFrameLocks noChangeAspect="1"/>
@@ -6868,7 +6868,7 @@
               <a:graphicData uri="http://schemas.openxmlformats.org/drawingml/2006/picture">
                 <pic:pic>
                   <pic:nvPicPr>
-                    <pic:cNvPr id="2" name="ex1_fig_mode12_displacements_B3LYP_gas.png"/>
+                    <pic:cNvPr id="2" name="ex1_fig_mode12_displacements_B3LYP_gas_trimmed.png"/>
                     <pic:cNvPicPr/>
                   </pic:nvPicPr>
                   <pic:blipFill>
@@ -6880,7 +6880,7 @@
                   <pic:spPr>
                     <a:xfrm>
                       <a:off x="0" y="0"/>
-                      <a:ext cx="2520000" cy="2520000"/>
+                      <a:ext cx="1655999" cy="2055788"/>
                     </a:xfrm>
                     <a:prstGeom prst="rect"/>
                   </pic:spPr>
@@ -6900,7 +6900,7 @@
           <w:i/>
           <w:sz w:val="18"/>
         </w:rPr>
-        <w:t>Figure 2. ORCA mode 12 (the 7th vibration), 496.2 cm</w:t>
+        <w:t>Figure 2a. ORCA mode 12 (7th vibration), 496.2 cm</w:t>
       </w:r>
       <w:r>
         <w:rPr>
@@ -6930,7 +6930,7 @@
           <w:i/>
           <w:sz w:val="18"/>
         </w:rPr>
-        <w:t>: in-plane deformation of the ring coupled to C–O–H bending, with the hydroxyl hydrogen moving most. Arrows: atomic displacements. Animation: ex1_mode12_animation_B3LYP_gas.gif.</w:t>
+        <w:t>: in-plane ring deformation coupled to C–O–H bending; the hydroxyl H moves most. Arrows show the atomic displacements.</w:t>
       </w:r>
     </w:p>
     <w:p>
@@ -6941,7 +6941,7 @@
       <w:r>
         <w:drawing>
           <wp:inline xmlns:a="http://schemas.openxmlformats.org/drawingml/2006/main" xmlns:pic="http://schemas.openxmlformats.org/drawingml/2006/picture">
-            <wp:extent cx="2520000" cy="2520000"/>
+            <wp:extent cx="5040000" cy="1489981"/>
             <wp:docPr id="3" name="Picture 3"/>
             <wp:cNvGraphicFramePr>
               <a:graphicFrameLocks noChangeAspect="1"/>
@@ -6950,7 +6950,7 @@
               <a:graphicData uri="http://schemas.openxmlformats.org/drawingml/2006/picture">
                 <pic:pic>
                   <pic:nvPicPr>
-                    <pic:cNvPr id="3" name="ex1_fig_mode17_displacements_B3LYP_gas.png"/>
+                    <pic:cNvPr id="3" name="ex1_mode12_filmstrip_B3LYP_gas.png"/>
                     <pic:cNvPicPr/>
                   </pic:nvPicPr>
                   <pic:blipFill>
@@ -6962,7 +6962,7 @@
                   <pic:spPr>
                     <a:xfrm>
                       <a:off x="0" y="0"/>
-                      <a:ext cx="2520000" cy="2520000"/>
+                      <a:ext cx="5040000" cy="1489981"/>
                     </a:xfrm>
                     <a:prstGeom prst="rect"/>
                   </pic:spPr>
@@ -6982,45 +6982,7 @@
           <w:i/>
           <w:sz w:val="18"/>
         </w:rPr>
-        <w:t>Figure 3. ORCA mode 17, i.e. the 12th vibration as listed by Avogadro, 760.9 cm</w:t>
-      </w:r>
-      <w:r>
-        <w:rPr>
-          <w:i/>
-          <w:sz w:val="18"/>
-          <w:vertAlign w:val="superscript"/>
-        </w:rPr>
-        <w:t>−1</w:t>
-      </w:r>
-      <w:r>
-        <w:rPr>
-          <w:i/>
-          <w:sz w:val="18"/>
-        </w:rPr>
-        <w:t>, IR intensity 69.4 km mol</w:t>
-      </w:r>
-      <w:r>
-        <w:rPr>
-          <w:i/>
-          <w:sz w:val="18"/>
-          <w:vertAlign w:val="superscript"/>
-        </w:rPr>
-        <w:t>−1</w:t>
-      </w:r>
-      <w:r>
-        <w:rPr>
-          <w:i/>
-          <w:sz w:val="18"/>
-        </w:rPr>
-        <w:t>: out-of-plane bending of the ring C–H bonds. Animation: ex1_mode17_animation_B3LYP_gas.gif.</w:t>
-      </w:r>
-    </w:p>
-    <w:p>
-      <w:pPr>
-        <w:pStyle w:val="Heading1"/>
-      </w:pPr>
-      <w:r>
-        <w:t>HOMO and LUMO (B3LYP/def2-TZVP, gas phase)</w:t>
+        <w:t>Figure 2b. ORCA mode 12 at four points of one vibrational period T. The animation is sent with this report as HW2_ZhangXubo_Ex1_mode12_ORCA-numbering.gif.</w:t>
       </w:r>
     </w:p>
     <w:p>
@@ -7031,7 +6993,7 @@
       <w:r>
         <w:drawing>
           <wp:inline xmlns:a="http://schemas.openxmlformats.org/drawingml/2006/main" xmlns:pic="http://schemas.openxmlformats.org/drawingml/2006/picture">
-            <wp:extent cx="5400000" cy="3608517"/>
+            <wp:extent cx="2340000" cy="982750"/>
             <wp:docPr id="4" name="Picture 4"/>
             <wp:cNvGraphicFramePr>
               <a:graphicFrameLocks noChangeAspect="1"/>
@@ -7040,11 +7002,106 @@
               <a:graphicData uri="http://schemas.openxmlformats.org/drawingml/2006/picture">
                 <pic:pic>
                   <pic:nvPicPr>
-                    <pic:cNvPr id="4" name="ex1_avogadro_HOMO_LUMO_combined.png"/>
+                    <pic:cNvPr id="4" name="ex1_fig_mode17_displacements_B3LYP_gas_trimmed.png"/>
                     <pic:cNvPicPr/>
                   </pic:nvPicPr>
                   <pic:blipFill>
                     <a:blip r:embed="rId25"/>
+                    <a:stretch>
+                      <a:fillRect/>
+                    </a:stretch>
+                  </pic:blipFill>
+                  <pic:spPr>
+                    <a:xfrm>
+                      <a:off x="0" y="0"/>
+                      <a:ext cx="2340000" cy="982750"/>
+                    </a:xfrm>
+                    <a:prstGeom prst="rect"/>
+                  </pic:spPr>
+                </pic:pic>
+              </a:graphicData>
+            </a:graphic>
+          </wp:inline>
+        </w:drawing>
+      </w:r>
+    </w:p>
+    <w:p>
+      <w:pPr>
+        <w:jc w:val="center"/>
+      </w:pPr>
+      <w:r>
+        <w:rPr>
+          <w:i/>
+          <w:sz w:val="18"/>
+        </w:rPr>
+        <w:t>Figure 3. ORCA mode 17 (12th vibration in the Avogadro list), 760.9 cm</w:t>
+      </w:r>
+      <w:r>
+        <w:rPr>
+          <w:i/>
+          <w:sz w:val="18"/>
+          <w:vertAlign w:val="superscript"/>
+        </w:rPr>
+        <w:t>−1</w:t>
+      </w:r>
+      <w:r>
+        <w:rPr>
+          <w:i/>
+          <w:sz w:val="18"/>
+        </w:rPr>
+        <w:t>, IR intensity 69.4 km mol</w:t>
+      </w:r>
+      <w:r>
+        <w:rPr>
+          <w:i/>
+          <w:sz w:val="18"/>
+          <w:vertAlign w:val="superscript"/>
+        </w:rPr>
+        <w:t>−1</w:t>
+      </w:r>
+      <w:r>
+        <w:rPr>
+          <w:i/>
+          <w:sz w:val="18"/>
+        </w:rPr>
+        <w:t>: out-of-plane bending of the ring C–H bonds. The animation is sent as HW2_ZhangXubo_Ex1_mode12_Avogadro-numbering.gif.</w:t>
+      </w:r>
+    </w:p>
+    <w:p>
+      <w:r>
+        <w:t>The frames of both modes were generated with orca_pltvib and rendered with Python (PyVista), since the movie export of Avogadro does not work.</w:t>
+      </w:r>
+    </w:p>
+    <w:p>
+      <w:pPr>
+        <w:pStyle w:val="Heading1"/>
+      </w:pPr>
+      <w:r>
+        <w:t>HOMO and LUMO (B3LYP/def2-TZVP, gas phase)</w:t>
+      </w:r>
+    </w:p>
+    <w:p>
+      <w:pPr>
+        <w:keepNext/>
+        <w:jc w:val="center"/>
+      </w:pPr>
+      <w:r>
+        <w:drawing>
+          <wp:inline xmlns:a="http://schemas.openxmlformats.org/drawingml/2006/main" xmlns:pic="http://schemas.openxmlformats.org/drawingml/2006/picture">
+            <wp:extent cx="5400000" cy="3608517"/>
+            <wp:docPr id="5" name="Picture 5"/>
+            <wp:cNvGraphicFramePr>
+              <a:graphicFrameLocks noChangeAspect="1"/>
+            </wp:cNvGraphicFramePr>
+            <a:graphic>
+              <a:graphicData uri="http://schemas.openxmlformats.org/drawingml/2006/picture">
+                <pic:pic>
+                  <pic:nvPicPr>
+                    <pic:cNvPr id="5" name="ex1_avogadro_HOMO_LUMO_combined.png"/>
+                    <pic:cNvPicPr/>
+                  </pic:nvPicPr>
+                  <pic:blipFill>
+                    <a:blip r:embed="rId26"/>
                     <a:stretch>
                       <a:fillRect/>
                     </a:stretch>
@@ -7097,7 +7154,7 @@
         <w:drawing>
           <wp:inline xmlns:a="http://schemas.openxmlformats.org/drawingml/2006/main" xmlns:pic="http://schemas.openxmlformats.org/drawingml/2006/picture">
             <wp:extent cx="3780000" cy="3760180"/>
-            <wp:docPr id="5" name="Picture 5"/>
+            <wp:docPr id="6" name="Picture 6"/>
             <wp:cNvGraphicFramePr>
               <a:graphicFrameLocks noChangeAspect="1"/>
             </wp:cNvGraphicFramePr>
@@ -7105,11 +7162,11 @@
               <a:graphicData uri="http://schemas.openxmlformats.org/drawingml/2006/picture">
                 <pic:pic>
                   <pic:nvPicPr>
-                    <pic:cNvPr id="5" name="ex1_avogadro_density_ESP_trimmed.png"/>
+                    <pic:cNvPr id="6" name="ex1_avogadro_density_ESP_trimmed.png"/>
                     <pic:cNvPicPr/>
                   </pic:nvPicPr>
                   <pic:blipFill>
-                    <a:blip r:embed="rId26"/>
+                    <a:blip r:embed="rId27"/>
                     <a:stretch>
                       <a:fillRect/>
                     </a:stretch>
@@ -7137,17 +7194,12 @@
           <w:i/>
           <w:sz w:val="18"/>
         </w:rPr>
-        <w:t>Figure 5. Electron density isosurface (0.001 a.u.) coloured by the electrostatic potential: red = negative, blue = positive. Plotted with Avogadro 2 from the ORCA wavefunction (Molden file). The isosurface itself is the true B3LYP density; the colours are the potential of Avogadro's built-in point-charge model (EEM), which is the only electrostatic potential Avogadro offers.</w:t>
+        <w:t>Figure 5. Electron density isosurface (0.001 a.u.) coloured by the electrostatic potential: red = negative, blue = positive. Plotted with Avogadro 2 from the ORCA wavefunction (Molden file). The surface is the B3LYP density; the colours come from Avogadro's point-charge (EEM) potential.</w:t>
       </w:r>
     </w:p>
     <w:p>
       <w:r>
-        <w:t>On the 0.001 a.u. density surface the potential computed from the wavefunction itself (ORCA orca_vpot) ranges from −0.035 to +0.061 a.u. The most negative region is the oxygen lone pair on the side away from Cl, and the π face of the ring is also negative. The most positive region is the hydroxyl hydrogen, which points towards Cl (intramolecular O–H···Cl contact); the ring hydrogens are moderately positive.</w:t>
-      </w:r>
-    </w:p>
-    <w:p>
-      <w:r>
-        <w:t>Note on the figure: Avogadro places point charges on the nuclei and evaluates their potential on the surface. This reproduces the negative region at oxygen and the positive hydrogens, but it cannot reproduce the negative potential above and below the aromatic ring, because that comes from the π electron distribution and not from any set of atom-centred charges. The numbers quoted above are therefore taken from orca_vpot, which evaluates the potential from the wavefunction.</w:t>
+        <w:t>On the 0.001 a.u. density surface the potential calculated from the wavefunction with orca_vpot ranges from −0.035 to +0.061 a.u. The most negative region is the oxygen lone pair on the side away from Cl, and the π face of the ring is also negative. The most positive region is the hydroxyl hydrogen, which points towards Cl (intramolecular O–H···Cl contact); the ring hydrogens are moderately positive. Because Avogadro's colouring uses atom-centred point charges, it misses the negative π region above and below the ring, so the values above are taken from orca_vpot.</w:t>
       </w:r>
     </w:p>
     <w:p>
@@ -7173,29 +7225,17 @@
     </w:p>
     <w:p>
       <w:r>
-        <w:t>The water calculations of Exercise 1 used the conductor-like polarizable continuum model, CPCM(Water). It is an implicit solvent model: no water molecules are present. The solvent is replaced by a homogeneous, polarizable dielectric with the macroscopic constants of water, ε = 80.4 and refractive index n = 1.33.</w:t>
+        <w:t>The water calculations in Exercise 1 used the conductor-like polarizable continuum model, CPCM(Water). This is an implicit model: there are no water molecules in the calculation. Instead, the molecule is placed in a cavity inside a uniform dielectric that has the bulk properties of water, ε = 80.4 and refractive index n = 1.33.</w:t>
       </w:r>
     </w:p>
     <w:p>
       <w:r>
-        <w:rPr>
-          <w:b/>
-        </w:rPr>
-        <w:t xml:space="preserve">Cavity. </w:t>
-      </w:r>
-      <w:r>
-        <w:t>The molecule sits in a cavity of molecular shape built from overlapping atomic spheres. By default ORCA 5 uses a van der Waals type surface with sphere radii 1.2 times the atomic van der Waals radii (C 1.70, H 1.10, O 1.52, Cl 1.75 Å); for 2-chlorophenol this gives C 2.04, H 1.32, O 1.824 and Cl 2.1 Å. The surface is discretised on Lebedev points (755 points here), and each point carries one surface charge.</w:t>
+        <w:t>The cavity is built from overlapping spheres on the atoms. ORCA 5 takes 1.2 times the van der Waals radius of each element (C 1.70, H 1.10, O 1.52, Cl 1.75 Å), which gives C 2.04, H 1.32, O 1.824 and Cl 2.1 Å for 2-chlorophenol. The cavity surface is divided into small elements, 755 Lebedev points in this case, and each element carries one charge.</w:t>
       </w:r>
     </w:p>
     <w:p>
       <w:r>
-        <w:rPr>
-          <w:b/>
-        </w:rPr>
-        <w:t xml:space="preserve">Apparent surface charges. </w:t>
-      </w:r>
-      <w:r>
-        <w:t>The charge distribution of the solute polarises the dielectric, and this polarisation is represented by charges q</w:t>
+        <w:t>These surface charges q</w:t>
       </w:r>
       <w:r>
         <w:rPr>
@@ -7204,7 +7244,7 @@
         <w:t>i</w:t>
       </w:r>
       <w:r>
-        <w:t xml:space="preserve"> on the cavity surface. For a perfect conductor (ε → ∞) the total electrostatic potential on the surface must vanish, V(r</w:t>
+        <w:t xml:space="preserve"> represent the polarisation of the solvent by the solute. If the surrounding medium were a perfect conductor (ε → ∞), the total electrostatic potential on the surface would be zero. Written for all surface points this gives the linear equations A q = −V, where V</w:t>
       </w:r>
       <w:r>
         <w:rPr>
@@ -7213,25 +7253,21 @@
         <w:t>i</w:t>
       </w:r>
       <w:r>
-        <w:t>) + Σ</w:t>
+        <w:t xml:space="preserve"> is the potential of the solute (electrons and nuclei) at point i and A contains the Coulomb interactions between the surface charges. Water is not a conductor, so the charges are scaled by f(ε) = (ε − 1)/(ε + x): A q = −f(ε) V. CPCM uses x = 0 (f = 0.9876 for water), while the original COSMO model uses x = 0.5.</w:t>
+      </w:r>
+    </w:p>
+    <w:p>
+      <w:r>
+        <w:t>In ORCA 5 each surface charge is a small Gaussian rather than a point charge, A</w:t>
       </w:r>
       <w:r>
         <w:rPr>
           <w:vertAlign w:val="subscript"/>
         </w:rPr>
-        <w:t>j</w:t>
-      </w:r>
-      <w:r>
-        <w:t xml:space="preserve"> V</w:t>
-      </w:r>
-      <w:r>
-        <w:rPr>
-          <w:vertAlign w:val="subscript"/>
-        </w:rPr>
-        <w:t>q,j</w:t>
-      </w:r>
-      <w:r>
-        <w:t>(r</w:t>
+        <w:t>ii</w:t>
+      </w:r>
+      <w:r>
+        <w:t xml:space="preserve"> = ζ</w:t>
       </w:r>
       <w:r>
         <w:rPr>
@@ -7240,7 +7276,16 @@
         <w:t>i</w:t>
       </w:r>
       <w:r>
-        <w:t>) = 0, which in matrix form is A q = −V: V</w:t>
+        <w:t xml:space="preserve"> (2/π)</w:t>
+      </w:r>
+      <w:r>
+        <w:rPr>
+          <w:vertAlign w:val="superscript"/>
+        </w:rPr>
+        <w:t>1/2</w:t>
+      </w:r>
+      <w:r>
+        <w:t>/F</w:t>
       </w:r>
       <w:r>
         <w:rPr>
@@ -7249,27 +7294,43 @@
         <w:t>i</w:t>
       </w:r>
       <w:r>
-        <w:t xml:space="preserve"> is the potential of the solute (electrons and nuclei) at point i and A is the Coulomb interaction matrix between the surface charges. For a real dielectric the conductor charges are scaled down, A q = −f(ε) V with f(ε) = (ε − 1)/(ε + x). CPCM uses x = 0, so f = 0.9876 for water; x = 0.5 would give the COSMO variant.</w:t>
-      </w:r>
-    </w:p>
-    <w:p>
-      <w:r>
-        <w:rPr>
-          <w:b/>
-        </w:rPr>
-        <w:t xml:space="preserve">Gaussian charges. </w:t>
-      </w:r>
-      <w:r>
-        <w:t>ORCA 5 smears each surface charge into a spherical Gaussian instead of using a point charge, so that A</w:t>
+        <w:t xml:space="preserve"> and A</w:t>
       </w:r>
       <w:r>
         <w:rPr>
           <w:vertAlign w:val="subscript"/>
         </w:rPr>
-        <w:t>ii</w:t>
-      </w:r>
-      <w:r>
-        <w:t xml:space="preserve"> = ζ</w:t>
+        <w:t>ij</w:t>
+      </w:r>
+      <w:r>
+        <w:t xml:space="preserve"> = erf(ζ</w:t>
+      </w:r>
+      <w:r>
+        <w:rPr>
+          <w:vertAlign w:val="subscript"/>
+        </w:rPr>
+        <w:t>ij</w:t>
+      </w:r>
+      <w:r>
+        <w:t xml:space="preserve"> r</w:t>
+      </w:r>
+      <w:r>
+        <w:rPr>
+          <w:vertAlign w:val="subscript"/>
+        </w:rPr>
+        <w:t>ij</w:t>
+      </w:r>
+      <w:r>
+        <w:t>)/r</w:t>
+      </w:r>
+      <w:r>
+        <w:rPr>
+          <w:vertAlign w:val="subscript"/>
+        </w:rPr>
+        <w:t>ij</w:t>
+      </w:r>
+      <w:r>
+        <w:t>, where the switching function F</w:t>
       </w:r>
       <w:r>
         <w:rPr>
@@ -7278,16 +7339,21 @@
         <w:t>i</w:t>
       </w:r>
       <w:r>
-        <w:t xml:space="preserve"> (2/π)</w:t>
+        <w:t xml:space="preserve"> gradually removes a charge when it moves into a neighbouring sphere. With point charges, surface points would appear and disappear as the atoms move and the energy would jump. The Gaussian charges keep the energy and its derivatives smooth, which is needed for the analytic gradients and Hessians used in the Opt and Freq runs.</w:t>
+      </w:r>
+    </w:p>
+    <w:p>
+      <w:r>
+        <w:t>The surface charges and the electron density depend on each other, so they are solved together in the SCF (self-consistent reaction field). In each iteration the potential of the charges, V</w:t>
       </w:r>
       <w:r>
         <w:rPr>
-          <w:vertAlign w:val="superscript"/>
+          <w:vertAlign w:val="subscript"/>
         </w:rPr>
-        <w:t>1/2</w:t>
-      </w:r>
-      <w:r>
-        <w:t>/F</w:t>
+        <w:t>solv</w:t>
+      </w:r>
+      <w:r>
+        <w:t>(r) = Σ</w:t>
       </w:r>
       <w:r>
         <w:rPr>
@@ -7296,43 +7362,7 @@
         <w:t>i</w:t>
       </w:r>
       <w:r>
-        <w:t xml:space="preserve"> and A</w:t>
-      </w:r>
-      <w:r>
-        <w:rPr>
-          <w:vertAlign w:val="subscript"/>
-        </w:rPr>
-        <w:t>ij</w:t>
-      </w:r>
-      <w:r>
-        <w:t xml:space="preserve"> = erf(ζ</w:t>
-      </w:r>
-      <w:r>
-        <w:rPr>
-          <w:vertAlign w:val="subscript"/>
-        </w:rPr>
-        <w:t>ij</w:t>
-      </w:r>
-      <w:r>
-        <w:t xml:space="preserve"> r</w:t>
-      </w:r>
-      <w:r>
-        <w:rPr>
-          <w:vertAlign w:val="subscript"/>
-        </w:rPr>
-        <w:t>ij</w:t>
-      </w:r>
-      <w:r>
-        <w:t>)/r</w:t>
-      </w:r>
-      <w:r>
-        <w:rPr>
-          <w:vertAlign w:val="subscript"/>
-        </w:rPr>
-        <w:t>ij</w:t>
-      </w:r>
-      <w:r>
-        <w:t>. The switching function F</w:t>
+        <w:t xml:space="preserve"> q</w:t>
       </w:r>
       <w:r>
         <w:rPr>
@@ -7341,27 +7371,7 @@
         <w:t>i</w:t>
       </w:r>
       <w:r>
-        <w:t xml:space="preserve"> smoothly removes charges that move inside a neighbouring sphere. With point charges, surface points appear and disappear as the atoms move, and the energy jumps; with Gaussian charges the energy and its derivatives are continuous. This is what makes the analytic gradients and Hessians usable, and both were needed for the Opt and Freq runs in water.</w:t>
-      </w:r>
-    </w:p>
-    <w:p>
-      <w:r>
-        <w:rPr>
-          <w:b/>
-        </w:rPr>
-        <w:t xml:space="preserve">Self-consistent reaction field. </w:t>
-      </w:r>
-      <w:r>
-        <w:t>The surface charges add a potential V</w:t>
-      </w:r>
-      <w:r>
-        <w:rPr>
-          <w:vertAlign w:val="subscript"/>
-        </w:rPr>
-        <w:t>solv</w:t>
-      </w:r>
-      <w:r>
-        <w:t>(r) = Σ</w:t>
+        <w:t>/|r − r</w:t>
       </w:r>
       <w:r>
         <w:rPr>
@@ -7370,25 +7380,7 @@
         <w:t>i</w:t>
       </w:r>
       <w:r>
-        <w:t xml:space="preserve"> q</w:t>
-      </w:r>
-      <w:r>
-        <w:rPr>
-          <w:vertAlign w:val="subscript"/>
-        </w:rPr>
-        <w:t>i</w:t>
-      </w:r>
-      <w:r>
-        <w:t>/|r − r</w:t>
-      </w:r>
-      <w:r>
-        <w:rPr>
-          <w:vertAlign w:val="subscript"/>
-        </w:rPr>
-        <w:t>i</w:t>
-      </w:r>
-      <w:r>
-        <w:t>| (with Gaussian smearing) to the one-electron part of the Kohn–Sham operator. The charges depend on the density and the density depends on the charges, so both are updated in every SCF iteration until they are converged together. The SCF minimises the free energy G = ⟨Ψ|Ĥ</w:t>
+        <w:t>|, is added to the one-electron part of the Kohn–Sham operator, the new density gives new charges, and this is repeated until both are converged. The quantity minimised is the free energy G = ⟨Ψ|Ĥ</w:t>
       </w:r>
       <w:r>
         <w:rPr>
@@ -7397,18 +7389,12 @@
         <w:t>0</w:t>
       </w:r>
       <w:r>
-        <w:t>|Ψ⟩ + ½⟨Ψ|V̂|Ψ⟩; the factor ½ accounts for the work spent polarising the solvent. The orbitals, charges, dipole moment and frequencies of Exercise 1 are therefore those of the polarised, solvated molecule, which is why the dipole moment and the O–H charge separation increase in water.</w:t>
+        <w:t>|Ψ⟩ + ½⟨Ψ|V̂|Ψ⟩, where the factor ½ accounts for the work needed to polarise the solvent. All properties in Exercise 1 (orbitals, charges, dipole moment, frequencies) therefore belong to the polarised molecule in solution, which explains the larger dipole moment and the larger O–H charge separation in water.</w:t>
       </w:r>
     </w:p>
     <w:p>
       <w:r>
-        <w:rPr>
-          <w:b/>
-        </w:rPr>
-        <w:t xml:space="preserve">What the energy contains. </w:t>
-      </w:r>
-      <w:r>
-        <w:t>The solvent term printed as “CPCM Dielectric” is the electrostatic part of the solvation free energy: −0.00746 Eh (−4.68 kcal mol</w:t>
+        <w:t>The “CPCM Dielectric” energy in the output is the electrostatic part of the solvation free energy: −0.00746 Eh (−4.68 kcal mol</w:t>
       </w:r>
       <w:r>
         <w:rPr>
@@ -7426,7 +7412,7 @@
         <w:t>−1</w:t>
       </w:r>
       <w:r>
-        <w:t>) with B3LYP at the optimised structures. Plain CPCM in ORCA 5 does not add the non-electrostatic terms (cavity formation, dispersion, repulsion); the output states that the cavity-dispersion term is not included.</w:t>
+        <w:t>) with B3LYP. Plain CPCM in ORCA 5 does not include the non-electrostatic terms (cavity formation, dispersion and repulsion), as the output also states.</w:t>
       </w:r>
     </w:p>
     <w:p>
@@ -7439,24 +7425,7 @@
     </w:p>
     <w:p>
       <w:r>
-        <w:rPr>
-          <w:b/>
-        </w:rPr>
-        <w:t xml:space="preserve">CPCM with the COSMO scaling. </w:t>
-      </w:r>
-      <w:r>
-        <w:t>! CPCMC(solvent) keeps the same model but uses x = 0.5 in f(ε).</w:t>
-      </w:r>
-    </w:p>
-    <w:p>
-      <w:r>
-        <w:rPr>
-          <w:b/>
-        </w:rPr>
-        <w:t xml:space="preserve">SMD. </w:t>
-      </w:r>
-      <w:r>
-        <w:t>The Solvation Model based on Density (Marenich, Cramer and Truhlar) uses the CPCM electrostatics with its own intrinsic radii and adds a non-electrostatic cavity–dispersion–solvent-structure (CDS) term, computed from atomic surface tensions and solvent descriptors (refractive index, hydrogen-bond acidity and basicity, surface tension, aromaticity, halogenicity). It is parameterised against experimental solvation free energies and is the usual choice when ΔG</w:t>
+        <w:t>SMD (Marenich, Cramer and Truhlar) uses the same CPCM electrostatics with its own atomic radii and adds a non-electrostatic term for cavitation, dispersion and solvent structure, calculated from atomic surface tensions and solvent parameters. It is fitted to experimental solvation free energies, so it is the better choice when ΔG</w:t>
       </w:r>
       <w:r>
         <w:rPr>
@@ -7470,64 +7439,17 @@
     </w:p>
     <w:p>
       <w:r>
-        <w:rPr>
-          <w:b/>
-        </w:rPr>
-        <w:t xml:space="preserve">OpenCOSMO-RS (ORCA 6). </w:t>
-      </w:r>
-      <w:r>
-        <w:t>Starts from the conductor-screening charges and adds a statistical-thermodynamics treatment of the interacting surface segments. It gives solvation free energies in pure solvents and mixtures and their temperature dependence.</w:t>
+        <w:t>openCOSMO-RS (ORCA 6) starts from the screening charges of a conductor calculation and treats the contacts between surface segments of solute and solvent with statistical thermodynamics. It gives solvation free energies in pure solvents and mixtures, including their temperature dependence.</w:t>
       </w:r>
     </w:p>
     <w:p>
       <w:r>
-        <w:rPr>
-          <w:b/>
-        </w:rPr>
-        <w:t xml:space="preserve">Implicit models for xTB. </w:t>
-      </w:r>
-      <w:r>
-        <w:t>For semi-empirical GFN-xTB calculations ORCA passes the solvent to the xtb program: ALPB, ddCOSMO or CPCM-X.</w:t>
+        <w:t>A continuum cannot describe specific interactions such as a hydrogen bond between a water molecule and the OH group of 2-chlorophenol. For this, a few explicit water molecules can be added around the solute, by hand or with the SOLVATOR tool in ORCA 6, and the whole cluster can then be placed in CPCM (cluster–continuum model).</w:t>
       </w:r>
     </w:p>
     <w:p>
       <w:r>
-        <w:rPr>
-          <w:b/>
-        </w:rPr>
-        <w:t xml:space="preserve">Explicit and mixed solvation. </w:t>
-      </w:r>
-      <w:r>
-        <w:t>Specific solute–solvent interactions, such as a water molecule hydrogen-bonded to the OH group of 2-chlorophenol, are not described by a continuum. They can be added as explicit solvent molecules, either placed by hand or automatically with the ORCA SOLVATOR (ORCA 6), and the solvated cluster can itself be embedded in CPCM (cluster–continuum model). Larger explicit solvent shells can be treated with QM/MM, using the ORCA MM module for the solvent, and molecular dynamics with explicit solvent (as in Exercise 6) samples the solvent configurations.</w:t>
-      </w:r>
-    </w:p>
-    <w:p>
-      <w:r>
-        <w:rPr>
-          <w:b/>
-        </w:rPr>
-        <w:t xml:space="preserve">Excited states. </w:t>
-      </w:r>
-      <w:r>
-        <w:t>For TD-DFT, CPCM is applied in linear-response form; vertical excitations are normally computed with non-equilibrium solvation, in which only the electronic polarisation of the solvent (ε</w:t>
-      </w:r>
-      <w:r>
-        <w:rPr>
-          <w:vertAlign w:val="subscript"/>
-        </w:rPr>
-        <w:t>∞</w:t>
-      </w:r>
-      <w:r>
-        <w:t xml:space="preserve"> = n</w:t>
-      </w:r>
-      <w:r>
-        <w:rPr>
-          <w:vertAlign w:val="superscript"/>
-        </w:rPr>
-        <w:t>2</w:t>
-      </w:r>
-      <w:r>
-        <w:t>) follows the fast change of the density.</w:t>
+        <w:t>For a larger explicit solvent shell, ORCA offers QM/MM, where the solute is treated quantum mechanically and the solvent with a force field. Molecular dynamics with explicit solvent, as in Exercise 6, samples many solvent configurations instead of a single averaged one.</w:t>
       </w:r>
     </w:p>
     <w:p>
@@ -7553,7 +7475,7 @@
     </w:p>
     <w:p>
       <w:r>
-        <w:t>In HF and DFT the Coulomb and exchange matrices are built from four-centre two-electron integrals,</w:t>
+        <w:t>In HF and DFT the Coulomb and exchange matrices are built from four-centre two-electron integrals:</w:t>
       </w:r>
     </w:p>
     <w:p>
@@ -7689,7 +7611,7 @@
     </w:p>
     <w:p>
       <w:r>
-        <w:t>Their number grows as N</w:t>
+        <w:t>The number of these integrals grows as N</w:t>
       </w:r>
       <w:r>
         <w:rPr>
@@ -7698,7 +7620,7 @@
         <w:t>4</w:t>
       </w:r>
       <w:r>
-        <w:t xml:space="preserve"> with the number of basis functions N. For 2-chlorophenol with def2-TZVP (N = 284, Exercise 1) there are about 8.1 × 10</w:t>
+        <w:t>, where N is the number of basis functions. For 2-chlorophenol with def2-TZVP (N = 284, Exercise 1) there are about 8.1 × 10</w:t>
       </w:r>
       <w:r>
         <w:rPr>
@@ -7707,7 +7629,7 @@
         <w:t>8</w:t>
       </w:r>
       <w:r>
-        <w:t xml:space="preserve"> unique integrals, about 6.5 GB, and they have to be recomputed in every SCF iteration or read back from disk. Correlated methods (MP2, coupled cluster) must in addition transform them to the molecular-orbital basis, which costs N</w:t>
+        <w:t xml:space="preserve"> unique integrals, roughly 6.5 GB, and they must be recalculated in every SCF iteration or read back from disk. Correlated methods such as MP2 and coupled cluster also have to transform them to the molecular orbital basis, which scales as N</w:t>
       </w:r>
       <w:r>
         <w:rPr>
@@ -7729,7 +7651,7 @@
     </w:p>
     <w:p>
       <w:r>
-        <w:t>A four-centre integral is the Coulomb interaction between two charge distributions, the orbital products ρ</w:t>
+        <w:t>A four-centre integral is the Coulomb repulsion between two charge distributions, the orbital products ρ</w:t>
       </w:r>
       <w:r>
         <w:rPr>
@@ -7765,7 +7687,7 @@
         <w:t>λσ</w:t>
       </w:r>
       <w:r>
-        <w:t>(r). The resolution of the identity (RI), also called density fitting, expands each product in an auxiliary basis of atom-centred functions {χ</w:t>
+        <w:t>(r). In the resolution of the identity (RI), also called density fitting, each product is expanded in an auxiliary basis of atom-centred functions χ</w:t>
       </w:r>
       <w:r>
         <w:rPr>
@@ -7774,7 +7696,7 @@
         <w:t>P</w:t>
       </w:r>
       <w:r>
-        <w:t>}:</w:t>
+        <w:t>:</w:t>
       </w:r>
     </w:p>
     <w:p>
@@ -7829,7 +7751,7 @@
     </w:p>
     <w:p>
       <w:r>
-        <w:t>The coefficients are chosen to minimise the Coulomb self-energy of the fitting error, which gives c</w:t>
+        <w:t>The coefficients are found by minimising the Coulomb self-repulsion of the fitting error. This gives c</w:t>
       </w:r>
       <w:r>
         <w:rPr>
@@ -7856,7 +7778,7 @@
         <w:t>PQ</w:t>
       </w:r>
       <w:r>
-        <w:t xml:space="preserve"> = (P|Q). With this choice the error in the energy is only second order in the error of the fitted density. The four-index integral then factorises into three- and two-index pieces:</w:t>
+        <w:t xml:space="preserve"> = (P|Q), and the error in the energy is then only second order in the error of the fitted density. The four-index integral splits into three- and two-index integrals:</w:t>
       </w:r>
     </w:p>
     <w:p>
@@ -7896,7 +7818,7 @@
     </w:p>
     <w:p>
       <w:r>
-        <w:t>The name comes from this step: it is the same as inserting an approximate identity operator, 1 ≈ Σ</w:t>
+        <w:t>This is the same as inserting an approximate identity operator, 1 ≈ Σ</w:t>
       </w:r>
       <w:r>
         <w:rPr>
@@ -7923,7 +7845,7 @@
         <w:t>PQ</w:t>
       </w:r>
       <w:r>
-        <w:t xml:space="preserve"> (Q|, between the two charge distributions. The quality is controlled by the auxiliary basis; ORCA provides fitted sets for each purpose, e.g. def2/J for Coulomb, def2/JK for Coulomb and exchange, def2-TZVP/C for correlation, SARC/J for relativistic basis sets, or AutoAux to generate one automatically.</w:t>
+        <w:t xml:space="preserve"> (Q|, between the two charge distributions, which is where the name comes from. The accuracy depends on the auxiliary basis. ORCA has matched auxiliary sets for different purposes, for example def2/J for Coulomb, def2/JK for Coulomb and exchange, def2-TZVP/C for correlation and SARC/J for relativistic basis sets, and AutoAux can generate one automatically.</w:t>
       </w:r>
     </w:p>
     <w:p>
@@ -7936,13 +7858,7 @@
     </w:p>
     <w:p>
       <w:r>
-        <w:rPr>
-          <w:b/>
-        </w:rPr>
-        <w:t xml:space="preserve">Far fewer integrals. </w:t>
-      </w:r>
-      <w:r>
-        <w:t>Only three-centre (μν|P) and two-centre (P|Q) integrals are needed, and the auxiliary basis is only 1.5–3 times larger than the orbital basis (def2/J: N</w:t>
+        <w:t>First, far fewer integrals are needed. Only three-centre (μν|P) and two-centre (P|Q) integrals appear, and the auxiliary basis is only 1.5–3 times larger than the orbital basis (def2/J: N</w:t>
       </w:r>
       <w:r>
         <w:rPr>
@@ -7951,7 +7867,7 @@
         <w:t>aux</w:t>
       </w:r>
       <w:r>
-        <w:t xml:space="preserve"> = 449 for 2-chlorophenol). The count drops from about N</w:t>
+        <w:t xml:space="preserve"> = 449 for 2-chlorophenol). The number of integrals drops from about N</w:t>
       </w:r>
       <w:r>
         <w:rPr>
@@ -7996,18 +7912,12 @@
         <w:t>7</w:t>
       </w:r>
       <w:r>
-        <w:t>, roughly 45 times fewer, and at about 145 MB they can be kept in memory instead of being recomputed or read from disk.</w:t>
+        <w:t>, around 45 times fewer. At about 145 MB they fit in memory, so they do not have to be recalculated or read from disk.</w:t>
       </w:r>
     </w:p>
     <w:p>
       <w:r>
-        <w:rPr>
-          <w:b/>
-        </w:rPr>
-        <w:t xml:space="preserve">Coulomb matrix in two cheap steps (RI-J). </w:t>
-      </w:r>
-      <w:r>
-        <w:t>First the density is fitted, d = V</w:t>
+        <w:t>Second, the Coulomb matrix is obtained in two cheap steps (RI-J). The density is fitted first, d = V</w:t>
       </w:r>
       <w:r>
         <w:rPr>
@@ -8043,7 +7953,7 @@
         <w:t>λσ</w:t>
       </w:r>
       <w:r>
-        <w:t>; then J</w:t>
+        <w:t>, and then J</w:t>
       </w:r>
       <w:r>
         <w:rPr>
@@ -8097,18 +8007,12 @@
         <w:t>4</w:t>
       </w:r>
       <w:r>
-        <w:t xml:space="preserve"> and are dense matrix–vector operations that run efficiently on modern processors. For GGA functionals such as PBE, J is the only two-electron term, so RI-J removes the main bottleneck of the whole calculation. The fitting error is small and systematic, so it largely cancels in energy differences.</w:t>
+        <w:t xml:space="preserve"> and are dense matrix operations that run fast on modern processors. For a GGA functional like PBE, J is the only two-electron term, so RI-J removes the main bottleneck. The fitting error is small and systematic and largely cancels in energy differences.</w:t>
       </w:r>
     </w:p>
     <w:p>
       <w:r>
-        <w:rPr>
-          <w:b/>
-        </w:rPr>
-        <w:t xml:space="preserve">Exchange (RIJK and RIJCOSX). </w:t>
-      </w:r>
-      <w:r>
-        <w:t>The exchange matrix couples the indices crosswise and does not factorise as favourably. ORCA either fits it as well (RIJK, with a /JK auxiliary basis) or uses RIJCOSX: RI for J and the chain-of-spheres method for K, in which one electron coordinate is integrated analytically and the other on a numerical grid, K</w:t>
+        <w:t>The exchange matrix couples the indices crosswise and does not factorise as well. ORCA either fits it too (RIJK, with a /JK auxiliary basis) or uses RIJCOSX, which is RI for J and the chain-of-spheres method for K. In COSX one electron coordinate is integrated analytically and the other on a numerical grid, K</w:t>
       </w:r>
       <w:r>
         <w:rPr>
@@ -8207,7 +8111,7 @@
         <w:t>g</w:t>
       </w:r>
       <w:r>
-        <w:t>), A</w:t>
+        <w:t>) with A</w:t>
       </w:r>
       <w:r>
         <w:rPr>
@@ -8261,18 +8165,12 @@
         <w:t>−1</w:t>
       </w:r>
       <w:r>
-        <w:t xml:space="preserve"> dr. This scales close to linearly for large molecules. In Exercise 1 the PBE runs used RI-J (def2/J) and the B3LYP runs RIJCOSX (def2/J).</w:t>
+        <w:t xml:space="preserve"> dr, and the cost grows almost linearly for large molecules. In Exercise 1 the PBE runs used RI-J (def2/J) and the B3LYP runs RIJCOSX (def2/J).</w:t>
       </w:r>
     </w:p>
     <w:p>
       <w:r>
-        <w:rPr>
-          <w:b/>
-        </w:rPr>
-        <w:t xml:space="preserve">Correlated methods. </w:t>
-      </w:r>
-      <w:r>
-        <w:t>In RI-MP2 the MO integrals are factorised in the same way, (ia|jb) ≈ Σ</w:t>
+        <w:t>The same factorisation speeds up correlated methods. In RI-MP2 the MO integrals are written as (ia|jb) ≈ Σ</w:t>
       </w:r>
       <w:r>
         <w:rPr>
@@ -8311,7 +8209,7 @@
         <w:t>jb</w:t>
       </w:r>
       <w:r>
-        <w:t>, which removes the expensive four-index transformation and gives speed-ups of an order of magnitude or more. The same factorisation is used throughout ORCA's DLPNO methods.</w:t>
+        <w:t>, which avoids the expensive four-index transformation and makes the calculation an order of magnitude or more faster. ORCA's DLPNO methods are also built on it.</w:t>
       </w:r>
     </w:p>
     <w:p>
@@ -8329,7 +8227,7 @@
     </w:p>
     <w:p>
       <w:r>
-        <w:t>TD-DFT for the first five singlet excited states at the four optimised structures of Exercise 1, with the same functional, basis and solvent model as the optimisation: ! RKS &lt;PBE | B3LYP&gt; def2-TZVP def2/J TightSCF (RIJCOSX for B3LYP, CPCM(Water) for the solvated runs) and %tddft NRoots 5  TDA false end, i.e. full linear-response TD-DFT rather than the Tamm–Dancoff approximation. The ground state is closed-shell, so a restricted reference was used; it gives the same ground state as the unrestricted one of Exercise 1 but pure singlet excited states.</w:t>
+        <w:t>TD-DFT for the first five singlet excited states at the four optimised structures of Exercise 1, with the same functional, basis and solvent model as the optimisation: ! RKS &lt;PBE | B3LYP&gt; def2-TZVP def2/J TightSCF (RIJCOSX for B3LYP, CPCM(Water) for the solvated runs) and %tddft NRoots 5  TDA false end (full linear-response TD-DFT, not the Tamm–Dancoff approximation). The ground state is closed-shell, so a restricted reference was used. It gives the same ground state as the unrestricted calculation in Exercise 1, but the excited states are pure singlets.</w:t>
       </w:r>
     </w:p>
     <w:p>
@@ -11650,7 +11548,7 @@
         <w:drawing>
           <wp:inline xmlns:a="http://schemas.openxmlformats.org/drawingml/2006/main" xmlns:pic="http://schemas.openxmlformats.org/drawingml/2006/picture">
             <wp:extent cx="4860000" cy="4025455"/>
-            <wp:docPr id="6" name="Picture 1"/>
+            <wp:docPr id="7" name="Picture 1"/>
             <wp:cNvGraphicFramePr>
               <a:graphicFrameLocks noChangeAspect="1"/>
             </wp:cNvGraphicFramePr>
@@ -11658,11 +11556,11 @@
               <a:graphicData uri="http://schemas.openxmlformats.org/drawingml/2006/picture">
                 <pic:pic>
                   <pic:nvPicPr>
-                    <pic:cNvPr id="6" name="ex4_fig_UV_spectra.png"/>
+                    <pic:cNvPr id="7" name="ex4_fig_UV_spectra.png"/>
                     <pic:cNvPicPr/>
                   </pic:nvPicPr>
                   <pic:blipFill>
-                    <a:blip r:embed="rId27"/>
+                    <a:blip r:embed="rId28"/>
                     <a:stretch>
                       <a:fillRect/>
                     </a:stretch>
@@ -11798,7 +11696,7 @@
     </w:p>
     <w:p>
       <w:r>
-        <w:t>The compound is a paddle-wheel dimer: four trifluoroacetate bridges between the two Cu(II) ions (Cu–Cu 2.73 Å) and one alkoxide-type O donor on each axial position; total charge −2 as given. Each Cu(II) is d</w:t>
+        <w:t>The compound is a paddle-wheel dimer with four trifluoroacetate bridges between the two Cu(II) ions (Cu–Cu 2.73 Å) and an alkoxide-type O donor in each axial position; the total charge is −2 as given. Each Cu(II) is d</w:t>
       </w:r>
       <w:r>
         <w:rPr>
@@ -11807,7 +11705,7 @@
         <w:t>9</w:t>
       </w:r>
       <w:r>
-        <w:t xml:space="preserve"> with S = 1/2. Keywords: ! UKS B3LYP &lt;basis&gt; &lt;auxiliary basis&gt; RIJCOSX TightSCF SlowConv with %scf BrokenSym 1,1 end and the coordinate line * xyzfile −2 3, i.e. the high-spin multiplicity. ORCA first converges the high-spin state (HS, both spins parallel), then flips the spin on one Cu and converges the broken-symmetry state (BS). The three runs differ only in the relativistic treatment: non-relativistic (def2-SVP, def2/J), DKH (DKH-def2-SVP, SARC/J) and ZORA (ZORA-def2-SVP, SARC/J); the functional and the basis-set size are the same in all three, so the table isolates the relativistic effect. The assignment does not prescribe the non-relativistic level, so B3LYP/def2-SVP was chosen to match the other two.</w:t>
+        <w:t xml:space="preserve"> with S = 1/2. Keywords: ! UKS B3LYP &lt;basis&gt; &lt;auxiliary basis&gt; RIJCOSX TightSCF SlowConv, with %scf BrokenSym 1,1 end and the coordinate line * xyzfile −2 3 (high-spin triplet). ORCA first converges the high-spin state (HS, both spins parallel), then flips the spin on one Cu and converges the broken-symmetry state (BS). The three runs differ only in the relativistic treatment: non-relativistic (def2-SVP, def2/J), DKH (DKH-def2-SVP, SARC/J) and ZORA (ZORA-def2-SVP, SARC/J). The assignment does not specify the non-relativistic level, so B3LYP/def2-SVP was used to keep the functional and basis-set size the same in all three.</w:t>
       </w:r>
     </w:p>
     <w:p>
@@ -11828,7 +11726,7 @@
           <w:i/>
           <w:sz w:val="18"/>
         </w:rPr>
-        <w:t>Table 1. Total energies of the high-spin and broken-symmetry states, their spin expectation values and the exchange coupling constants in cm</w:t>
+        <w:t>Table 1. Total energies of the high-spin and broken-symmetry states, ⟨S²⟩ values and exchange coupling constants J in cm</w:t>
       </w:r>
       <w:r>
         <w:rPr>
@@ -11873,7 +11771,7 @@
           <w:i/>
           <w:sz w:val="18"/>
         </w:rPr>
-        <w:t>, so J &lt; 0 means antiferromagnetic coupling. J(1) is the Ginsberg–Noodleman expression, J(2) the Bencini–Gatteschi one and J(3) the Yamaguchi expression J = (E</w:t>
+        <w:t>, so J &lt; 0 means antiferromagnetic coupling. J(1): Ginsberg–Noodleman, J(2): Bencini–Gatteschi, J(3): Yamaguchi, J = (E</w:t>
       </w:r>
       <w:r>
         <w:rPr>
@@ -11933,7 +11831,7 @@
           <w:i/>
           <w:sz w:val="18"/>
         </w:rPr>
-        <w:t>). The last three rows repeat the calculations with a finer integration grid (DefGrid3) and VeryTightSCF.</w:t>
+        <w:t>).</w:t>
       </w:r>
     </w:p>
     <w:tbl>
@@ -12594,447 +12492,6 @@
           </w:p>
         </w:tc>
       </w:tr>
-      <w:tr>
-        <w:trPr>
-          <w:cantSplit/>
-        </w:trPr>
-        <w:tc>
-          <w:tcPr>
-            <w:tcW w:type="dxa" w:w="1531"/>
-          </w:tcPr>
-          <w:p>
-            <w:r>
-              <w:rPr>
-                <w:b/>
-                <w:sz w:val="17"/>
-              </w:rPr>
-              <w:t>non-relativistic, tight grid</w:t>
-            </w:r>
-          </w:p>
-        </w:tc>
-        <w:tc>
-          <w:tcPr>
-            <w:tcW w:type="dxa" w:w="1304"/>
-          </w:tcPr>
-          <w:p>
-            <w:pPr>
-              <w:jc w:val="center"/>
-            </w:pPr>
-            <w:r>
-              <w:rPr>
-                <w:sz w:val="17"/>
-              </w:rPr>
-              <w:t>−6076.975278</w:t>
-            </w:r>
-          </w:p>
-        </w:tc>
-        <w:tc>
-          <w:tcPr>
-            <w:tcW w:type="dxa" w:w="1304"/>
-          </w:tcPr>
-          <w:p>
-            <w:pPr>
-              <w:jc w:val="center"/>
-            </w:pPr>
-            <w:r>
-              <w:rPr>
-                <w:sz w:val="17"/>
-              </w:rPr>
-              <w:t>−6076.975105</w:t>
-            </w:r>
-          </w:p>
-        </w:tc>
-        <w:tc>
-          <w:tcPr>
-            <w:tcW w:type="dxa" w:w="794"/>
-          </w:tcPr>
-          <w:p>
-            <w:pPr>
-              <w:jc w:val="center"/>
-            </w:pPr>
-            <w:r>
-              <w:rPr>
-                <w:sz w:val="17"/>
-              </w:rPr>
-              <w:t>2.0050</w:t>
-            </w:r>
-          </w:p>
-        </w:tc>
-        <w:tc>
-          <w:tcPr>
-            <w:tcW w:type="dxa" w:w="794"/>
-          </w:tcPr>
-          <w:p>
-            <w:pPr>
-              <w:jc w:val="center"/>
-            </w:pPr>
-            <w:r>
-              <w:rPr>
-                <w:sz w:val="17"/>
-              </w:rPr>
-              <w:t>1.0006</w:t>
-            </w:r>
-          </w:p>
-        </w:tc>
-        <w:tc>
-          <w:tcPr>
-            <w:tcW w:type="dxa" w:w="1077"/>
-          </w:tcPr>
-          <w:p>
-            <w:pPr>
-              <w:jc w:val="center"/>
-            </w:pPr>
-            <w:r>
-              <w:rPr>
-                <w:sz w:val="17"/>
-              </w:rPr>
-              <w:t>−37.9</w:t>
-            </w:r>
-          </w:p>
-        </w:tc>
-        <w:tc>
-          <w:tcPr>
-            <w:tcW w:type="dxa" w:w="652"/>
-          </w:tcPr>
-          <w:p>
-            <w:pPr>
-              <w:jc w:val="center"/>
-            </w:pPr>
-            <w:r>
-              <w:rPr>
-                <w:sz w:val="17"/>
-              </w:rPr>
-              <w:t>+37.9</w:t>
-            </w:r>
-          </w:p>
-        </w:tc>
-        <w:tc>
-          <w:tcPr>
-            <w:tcW w:type="dxa" w:w="652"/>
-          </w:tcPr>
-          <w:p>
-            <w:pPr>
-              <w:jc w:val="center"/>
-            </w:pPr>
-            <w:r>
-              <w:rPr>
-                <w:sz w:val="17"/>
-              </w:rPr>
-              <w:t>+19.0</w:t>
-            </w:r>
-          </w:p>
-        </w:tc>
-        <w:tc>
-          <w:tcPr>
-            <w:tcW w:type="dxa" w:w="652"/>
-          </w:tcPr>
-          <w:p>
-            <w:pPr>
-              <w:jc w:val="center"/>
-            </w:pPr>
-            <w:r>
-              <w:rPr>
-                <w:sz w:val="17"/>
-              </w:rPr>
-              <w:t>+37.8</w:t>
-            </w:r>
-          </w:p>
-        </w:tc>
-      </w:tr>
-      <w:tr>
-        <w:trPr>
-          <w:cantSplit/>
-        </w:trPr>
-        <w:tc>
-          <w:tcPr>
-            <w:tcW w:type="dxa" w:w="1531"/>
-          </w:tcPr>
-          <w:p>
-            <w:r>
-              <w:rPr>
-                <w:b/>
-                <w:sz w:val="17"/>
-              </w:rPr>
-              <w:t>DKH, tight grid</w:t>
-            </w:r>
-          </w:p>
-        </w:tc>
-        <w:tc>
-          <w:tcPr>
-            <w:tcW w:type="dxa" w:w="1304"/>
-          </w:tcPr>
-          <w:p>
-            <w:pPr>
-              <w:jc w:val="center"/>
-            </w:pPr>
-            <w:r>
-              <w:rPr>
-                <w:sz w:val="17"/>
-              </w:rPr>
-              <w:t>−6107.249520</w:t>
-            </w:r>
-          </w:p>
-        </w:tc>
-        <w:tc>
-          <w:tcPr>
-            <w:tcW w:type="dxa" w:w="1304"/>
-          </w:tcPr>
-          <w:p>
-            <w:pPr>
-              <w:jc w:val="center"/>
-            </w:pPr>
-            <w:r>
-              <w:rPr>
-                <w:sz w:val="17"/>
-              </w:rPr>
-              <w:t>−6107.249620</w:t>
-            </w:r>
-          </w:p>
-        </w:tc>
-        <w:tc>
-          <w:tcPr>
-            <w:tcW w:type="dxa" w:w="794"/>
-          </w:tcPr>
-          <w:p>
-            <w:pPr>
-              <w:jc w:val="center"/>
-            </w:pPr>
-            <w:r>
-              <w:rPr>
-                <w:sz w:val="17"/>
-              </w:rPr>
-              <w:t>2.0041</w:t>
-            </w:r>
-          </w:p>
-        </w:tc>
-        <w:tc>
-          <w:tcPr>
-            <w:tcW w:type="dxa" w:w="794"/>
-          </w:tcPr>
-          <w:p>
-            <w:pPr>
-              <w:jc w:val="center"/>
-            </w:pPr>
-            <w:r>
-              <w:rPr>
-                <w:sz w:val="17"/>
-              </w:rPr>
-              <w:t>0.9989</w:t>
-            </w:r>
-          </w:p>
-        </w:tc>
-        <w:tc>
-          <w:tcPr>
-            <w:tcW w:type="dxa" w:w="1077"/>
-          </w:tcPr>
-          <w:p>
-            <w:pPr>
-              <w:jc w:val="center"/>
-            </w:pPr>
-            <w:r>
-              <w:rPr>
-                <w:sz w:val="17"/>
-              </w:rPr>
-              <w:t>+21.9</w:t>
-            </w:r>
-          </w:p>
-        </w:tc>
-        <w:tc>
-          <w:tcPr>
-            <w:tcW w:type="dxa" w:w="652"/>
-          </w:tcPr>
-          <w:p>
-            <w:pPr>
-              <w:jc w:val="center"/>
-            </w:pPr>
-            <w:r>
-              <w:rPr>
-                <w:sz w:val="17"/>
-              </w:rPr>
-              <w:t>−21.9</w:t>
-            </w:r>
-          </w:p>
-        </w:tc>
-        <w:tc>
-          <w:tcPr>
-            <w:tcW w:type="dxa" w:w="652"/>
-          </w:tcPr>
-          <w:p>
-            <w:pPr>
-              <w:jc w:val="center"/>
-            </w:pPr>
-            <w:r>
-              <w:rPr>
-                <w:sz w:val="17"/>
-              </w:rPr>
-              <w:t>−10.9</w:t>
-            </w:r>
-          </w:p>
-        </w:tc>
-        <w:tc>
-          <w:tcPr>
-            <w:tcW w:type="dxa" w:w="652"/>
-          </w:tcPr>
-          <w:p>
-            <w:pPr>
-              <w:jc w:val="center"/>
-            </w:pPr>
-            <w:r>
-              <w:rPr>
-                <w:sz w:val="17"/>
-              </w:rPr>
-              <w:t>−21.8</w:t>
-            </w:r>
-          </w:p>
-        </w:tc>
-      </w:tr>
-      <w:tr>
-        <w:trPr>
-          <w:cantSplit/>
-        </w:trPr>
-        <w:tc>
-          <w:tcPr>
-            <w:tcW w:type="dxa" w:w="1531"/>
-          </w:tcPr>
-          <w:p>
-            <w:r>
-              <w:rPr>
-                <w:b/>
-                <w:sz w:val="17"/>
-              </w:rPr>
-              <w:t>ZORA, tight grid</w:t>
-            </w:r>
-          </w:p>
-        </w:tc>
-        <w:tc>
-          <w:tcPr>
-            <w:tcW w:type="dxa" w:w="1304"/>
-          </w:tcPr>
-          <w:p>
-            <w:pPr>
-              <w:jc w:val="center"/>
-            </w:pPr>
-            <w:r>
-              <w:rPr>
-                <w:sz w:val="17"/>
-              </w:rPr>
-              <w:t>−6122.765126</w:t>
-            </w:r>
-          </w:p>
-        </w:tc>
-        <w:tc>
-          <w:tcPr>
-            <w:tcW w:type="dxa" w:w="1304"/>
-          </w:tcPr>
-          <w:p>
-            <w:pPr>
-              <w:jc w:val="center"/>
-            </w:pPr>
-            <w:r>
-              <w:rPr>
-                <w:sz w:val="17"/>
-              </w:rPr>
-              <w:t>−6122.765371</w:t>
-            </w:r>
-          </w:p>
-        </w:tc>
-        <w:tc>
-          <w:tcPr>
-            <w:tcW w:type="dxa" w:w="794"/>
-          </w:tcPr>
-          <w:p>
-            <w:pPr>
-              <w:jc w:val="center"/>
-            </w:pPr>
-            <w:r>
-              <w:rPr>
-                <w:sz w:val="17"/>
-              </w:rPr>
-              <w:t>2.0038</w:t>
-            </w:r>
-          </w:p>
-        </w:tc>
-        <w:tc>
-          <w:tcPr>
-            <w:tcW w:type="dxa" w:w="794"/>
-          </w:tcPr>
-          <w:p>
-            <w:pPr>
-              <w:jc w:val="center"/>
-            </w:pPr>
-            <w:r>
-              <w:rPr>
-                <w:sz w:val="17"/>
-              </w:rPr>
-              <w:t>0.9976</w:t>
-            </w:r>
-          </w:p>
-        </w:tc>
-        <w:tc>
-          <w:tcPr>
-            <w:tcW w:type="dxa" w:w="1077"/>
-          </w:tcPr>
-          <w:p>
-            <w:pPr>
-              <w:jc w:val="center"/>
-            </w:pPr>
-            <w:r>
-              <w:rPr>
-                <w:sz w:val="17"/>
-              </w:rPr>
-              <w:t>+53.7</w:t>
-            </w:r>
-          </w:p>
-        </w:tc>
-        <w:tc>
-          <w:tcPr>
-            <w:tcW w:type="dxa" w:w="652"/>
-          </w:tcPr>
-          <w:p>
-            <w:pPr>
-              <w:jc w:val="center"/>
-            </w:pPr>
-            <w:r>
-              <w:rPr>
-                <w:sz w:val="17"/>
-              </w:rPr>
-              <w:t>−53.7</w:t>
-            </w:r>
-          </w:p>
-        </w:tc>
-        <w:tc>
-          <w:tcPr>
-            <w:tcW w:type="dxa" w:w="652"/>
-          </w:tcPr>
-          <w:p>
-            <w:pPr>
-              <w:jc w:val="center"/>
-            </w:pPr>
-            <w:r>
-              <w:rPr>
-                <w:sz w:val="17"/>
-              </w:rPr>
-              <w:t>−26.9</w:t>
-            </w:r>
-          </w:p>
-        </w:tc>
-        <w:tc>
-          <w:tcPr>
-            <w:tcW w:type="dxa" w:w="652"/>
-          </w:tcPr>
-          <w:p>
-            <w:pPr>
-              <w:jc w:val="center"/>
-            </w:pPr>
-            <w:r>
-              <w:rPr>
-                <w:sz w:val="17"/>
-              </w:rPr>
-              <w:t>−53.4</w:t>
-            </w:r>
-          </w:p>
-        </w:tc>
-      </w:tr>
     </w:tbl>
     <w:p>
       <w:pPr>
@@ -13043,7 +12500,7 @@
     </w:p>
     <w:p>
       <w:r>
-        <w:t>The broken-symmetry states are the intended ones: the Mulliken spin populations on the two Cu atoms are +0.63 and −0.63 (non-relativistic; +0.72 / −0.72 with ZORA), and ⟨S²⟩</w:t>
+        <w:t>The broken-symmetry states are the intended ones. The Mulliken spin populations on the two Cu atoms are +0.63 and −0.63 (non-relativistic; +0.72 / −0.72 with ZORA), and ⟨S²⟩</w:t>
       </w:r>
       <w:r>
         <w:rPr>
@@ -13052,7 +12509,7 @@
         <w:t>BS</w:t>
       </w:r>
       <w:r>
-        <w:t xml:space="preserve"> ≈ 1.0 against ⟨S²⟩</w:t>
+        <w:t xml:space="preserve"> ≈ 1.0 compared with ⟨S²⟩</w:t>
       </w:r>
       <w:r>
         <w:rPr>
@@ -13061,7 +12518,7 @@
         <w:t>HS</w:t>
       </w:r>
       <w:r>
-        <w:t xml:space="preserve"> ≈ 2.0, which is what two localised, antiparallel S = 1/2 centres give.</w:t>
+        <w:t xml:space="preserve"> ≈ 2.0, as expected for two localised S = 1/2 centres with opposite spins.</w:t>
       </w:r>
     </w:p>
     <w:p>
@@ -13074,13 +12531,7 @@
     </w:p>
     <w:p>
       <w:r>
-        <w:rPr>
-          <w:b/>
-        </w:rPr>
-        <w:t xml:space="preserve">The relativistic correction to the total energy is enormous, and irrelevant for J. </w:t>
-      </w:r>
-      <w:r>
-        <w:t>DKH lowers the total energy by 30.3 E</w:t>
+        <w:t>The relativistic treatment lowers the total energy by 30.3 E</w:t>
       </w:r>
       <w:r>
         <w:rPr>
@@ -13089,7 +12540,7 @@
         <w:t>h</w:t>
       </w:r>
       <w:r>
-        <w:t xml:space="preserve"> and ZORA by 45.8 E</w:t>
+        <w:t xml:space="preserve"> (DKH) and 45.8 E</w:t>
       </w:r>
       <w:r>
         <w:rPr>
@@ -13098,7 +12549,12 @@
         <w:t>h</w:t>
       </w:r>
       <w:r>
-        <w:t xml:space="preserve"> (6.6 and 10.0 million cm</w:t>
+        <w:t xml:space="preserve"> (ZORA). Almost all of this comes from the contraction of the Cu 1s–2p core shells, which is the same in both spin states and cancels in E(HS) − E(BS). The absolute energies of different relativistic Hamiltonians cannot be compared with each other; only energy differences within one Hamiltonian are meaningful.</w:t>
+      </w:r>
+    </w:p>
+    <w:p>
+      <w:r>
+        <w:t>J comes from a very small energy difference: E(HS) − E(BS) is only 22–54 cm</w:t>
       </w:r>
       <w:r>
         <w:rPr>
@@ -13107,18 +12563,48 @@
         <w:t>−1</w:t>
       </w:r>
       <w:r>
-        <w:t>). This is almost entirely the contraction and stabilisation of the Cu 1s–2p core shells, which is the same in both spin states and therefore cancels in E(HS) − E(BS). The two relativistic Hamiltonians are also not on the same absolute scale, so only differences within one Hamiltonian are meaningful.</w:t>
+        <w:t>, about 244×10</w:t>
+      </w:r>
+      <w:r>
+        <w:rPr>
+          <w:vertAlign w:val="superscript"/>
+        </w:rPr>
+        <w:t>−6</w:t>
+      </w:r>
+      <w:r>
+        <w:t xml:space="preserve"> E</w:t>
+      </w:r>
+      <w:r>
+        <w:rPr>
+          <w:vertAlign w:val="subscript"/>
+        </w:rPr>
+        <w:t>h</w:t>
+      </w:r>
+      <w:r>
+        <w:t>, which is 7 orders of magnitude smaller than the total energy and 5 orders smaller than the relativistic energy shift. J(1) and J(3) are nearly equal because ⟨S²⟩</w:t>
+      </w:r>
+      <w:r>
+        <w:rPr>
+          <w:vertAlign w:val="subscript"/>
+        </w:rPr>
+        <w:t>HS</w:t>
+      </w:r>
+      <w:r>
+        <w:t xml:space="preserve"> − ⟨S²⟩</w:t>
+      </w:r>
+      <w:r>
+        <w:rPr>
+          <w:vertAlign w:val="subscript"/>
+        </w:rPr>
+        <w:t>BS</w:t>
+      </w:r>
+      <w:r>
+        <w:t xml:space="preserve"> ≈ 1 here (weak coupling), and J(2) is half of J(1) by definition, so the formula used must always be stated.</w:t>
       </w:r>
     </w:p>
     <w:p>
       <w:r>
-        <w:rPr>
-          <w:b/>
-        </w:rPr>
-        <w:t xml:space="preserve">J itself comes from a tiny energy difference. </w:t>
-      </w:r>
-      <w:r>
-        <w:t>E(HS) − E(BS) is only 22–54 cm</w:t>
+        <w:t>With the SVP basis sets, J(3) changes from +37.8 cm</w:t>
       </w:r>
       <w:r>
         <w:rPr>
@@ -13127,92 +12613,7 @@
         <w:t>−1</w:t>
       </w:r>
       <w:r>
-        <w:t>, i.e. about 244×10</w:t>
-      </w:r>
-      <w:r>
-        <w:rPr>
-          <w:vertAlign w:val="superscript"/>
-        </w:rPr>
-        <w:t>−6</w:t>
-      </w:r>
-      <w:r>
-        <w:t xml:space="preserve"> E</w:t>
-      </w:r>
-      <w:r>
-        <w:rPr>
-          <w:vertAlign w:val="subscript"/>
-        </w:rPr>
-        <w:t>h</w:t>
-      </w:r>
-      <w:r>
-        <w:t>: 7 orders of magnitude smaller than the total energy and 5 orders smaller than the relativistic correction.</w:t>
-      </w:r>
-    </w:p>
-    <w:p>
-      <w:r>
-        <w:rPr>
-          <w:b/>
-        </w:rPr>
-        <w:t xml:space="preserve">The three formulas differ by factors, not by physics. </w:t>
-      </w:r>
-      <w:r>
-        <w:t>J(1) and J(3) agree closely because ⟨S²⟩</w:t>
-      </w:r>
-      <w:r>
-        <w:rPr>
-          <w:vertAlign w:val="subscript"/>
-        </w:rPr>
-        <w:t>HS</w:t>
-      </w:r>
-      <w:r>
-        <w:t xml:space="preserve"> − ⟨S²⟩</w:t>
-      </w:r>
-      <w:r>
-        <w:rPr>
-          <w:vertAlign w:val="subscript"/>
-        </w:rPr>
-        <w:t>BS</w:t>
-      </w:r>
-      <w:r>
-        <w:t xml:space="preserve"> ≈ 1 here, which is the weak-coupling limit that the Yamaguchi expression interpolates to; J(2) is smaller by a factor S</w:t>
-      </w:r>
-      <w:r>
-        <w:rPr>
-          <w:vertAlign w:val="subscript"/>
-        </w:rPr>
-        <w:t>max</w:t>
-      </w:r>
-      <w:r>
-        <w:t>(S</w:t>
-      </w:r>
-      <w:r>
-        <w:rPr>
-          <w:vertAlign w:val="subscript"/>
-        </w:rPr>
-        <w:t>max</w:t>
-      </w:r>
-      <w:r>
-        <w:t>+1)/S</w:t>
-      </w:r>
-      <w:r>
-        <w:rPr>
-          <w:vertAlign w:val="subscript"/>
-        </w:rPr>
-        <w:t>max</w:t>
-      </w:r>
-      <w:r>
-        <w:t>² = 2 by construction. Which one is quoted matters as much as the relativistic treatment, so the convention has to be stated.</w:t>
-      </w:r>
-    </w:p>
-    <w:p>
-      <w:r>
-        <w:rPr>
-          <w:b/>
-        </w:rPr>
-        <w:t xml:space="preserve">Relativistic effects on J with the prescribed SVP basis. </w:t>
-      </w:r>
-      <w:r>
-        <w:t>J(3) goes from +37.8 cm</w:t>
+        <w:t xml:space="preserve"> (non-relativistic) to −21.6 cm</w:t>
       </w:r>
       <w:r>
         <w:rPr>
@@ -13221,7 +12622,7 @@
         <w:t>−1</w:t>
       </w:r>
       <w:r>
-        <w:t xml:space="preserve"> (non-relativistic) to −21.6 cm</w:t>
+        <w:t xml:space="preserve"> (DKH) and −53.2 cm</w:t>
       </w:r>
       <w:r>
         <w:rPr>
@@ -13230,7 +12631,7 @@
         <w:t>−1</w:t>
       </w:r>
       <w:r>
-        <w:t xml:space="preserve"> (DKH) and −53.2 cm</w:t>
+        <w:t xml:space="preserve"> (ZORA). These changes are negligible compared with the change in total energy, but they are as large as J itself and even change its sign, from weakly ferromagnetic to weakly antiferromagnetic. DKH and ZORA also differ from each other by 32 cm</w:t>
       </w:r>
       <w:r>
         <w:rPr>
@@ -13239,7 +12640,7 @@
         <w:t>−1</w:t>
       </w:r>
       <w:r>
-        <w:t xml:space="preserve"> (ZORA). The changes, −59 and −91 cm</w:t>
+        <w:t>. Repeating the three runs with a finer grid (DefGrid3, VeryTightSCF) changed J(3) by less than 0.1 cm</w:t>
       </w:r>
       <w:r>
         <w:rPr>
@@ -13248,53 +12649,7 @@
         <w:t>−1</w:t>
       </w:r>
       <w:r>
-        <w:t>, are tiny compared with the change of the total energy, but as large as J itself, and at this level they even change its sign (weakly ferromagnetic without, weakly antiferromagnetic with relativity). The two relativistic Hamiltonians also disagree with each other by 32 cm</w:t>
-      </w:r>
-      <w:r>
-        <w:rPr>
-          <w:vertAlign w:val="superscript"/>
-        </w:rPr>
-        <w:t>−1</w:t>
-      </w:r>
-      <w:r>
-        <w:t>. Because such small energy differences are easily distorted, the SVP results were checked for numerical and basis-set convergence below.</w:t>
-      </w:r>
-    </w:p>
-    <w:p>
-      <w:r>
-        <w:rPr>
-          <w:b/>
-        </w:rPr>
-        <w:t xml:space="preserve">Numerical check. </w:t>
-      </w:r>
-      <w:r>
-        <w:t>E(HS) − E(BS) is of the same order as the error of the chain-of-spheres approximation for the exchange integrals, so all three calculations were repeated with a finer integration grid (DefGrid3) and VeryTightSCF (last three rows of Table 1). J(3) changes by only −0.07, −0.13, −0.15 cm</w:t>
-      </w:r>
-      <w:r>
-        <w:rPr>
-          <w:vertAlign w:val="superscript"/>
-        </w:rPr>
-        <w:t>−1</w:t>
-      </w:r>
-      <w:r>
-        <w:t>, less than 0.1 cm</w:t>
-      </w:r>
-      <w:r>
-        <w:rPr>
-          <w:vertAlign w:val="superscript"/>
-        </w:rPr>
-        <w:t>−1</w:t>
-      </w:r>
-      <w:r>
-        <w:t>: the numbers are converged with respect to the numerical integration.</w:t>
-      </w:r>
-    </w:p>
-    <w:p>
-      <w:pPr>
-        <w:pStyle w:val="Heading1"/>
-      </w:pPr>
-      <w:r>
-        <w:t>Are the SVP results converged? Basis set and functional</w:t>
+        <w:t>, so these numbers are not grid noise. To see whether they are converged with respect to the basis set, the calculations were repeated with TZVP basis sets.</w:t>
       </w:r>
     </w:p>
     <w:p>
@@ -13307,7 +12662,7 @@
           <w:i/>
           <w:sz w:val="18"/>
         </w:rPr>
-        <w:t>Table 2. Additional B3LYP calculations with the larger TZVP-level basis sets (upper block, compared with the SVP results of Table 1) and non-relativistic SVP calculations with functionals containing 10%, 20% and 25% exact exchange (lower block). Same geometry, charge and BrokenSym setup throughout.</w:t>
+        <w:t>Table 2. B3LYP results with SVP-level (def2-SVP, DKH-def2-SVP, ZORA-def2-SVP) and TZVP-level (def2-TZVP, DKH-def2-TZVP, ZORA-def2-TZVP) basis sets, same geometry and BrokenSym setup.</w:t>
       </w:r>
     </w:p>
     <w:tbl>
@@ -13319,10 +12674,11 @@
         <w:tblLook w:firstColumn="1" w:firstRow="1" w:lastColumn="0" w:lastRow="0" w:noHBand="0" w:noVBand="1" w:val="04A0"/>
       </w:tblPr>
       <w:tblGrid>
-        <w:gridCol w:w="3742"/>
-        <w:gridCol w:w="1814"/>
-        <w:gridCol w:w="1247"/>
-        <w:gridCol w:w="1701"/>
+        <w:gridCol w:w="1928"/>
+        <w:gridCol w:w="1587"/>
+        <w:gridCol w:w="1587"/>
+        <w:gridCol w:w="1361"/>
+        <w:gridCol w:w="1361"/>
       </w:tblGrid>
       <w:tr>
         <w:trPr>
@@ -13330,7 +12686,18 @@
         </w:trPr>
         <w:tc>
           <w:tcPr>
-            <w:tcW w:type="dxa" w:w="3742"/>
+            <w:tcW w:type="dxa" w:w="1928"/>
+          </w:tcPr>
+          <w:p>
+            <w:pPr>
+              <w:jc w:val="center"/>
+            </w:pPr>
+          </w:p>
+        </w:tc>
+        <w:tc>
+          <w:tcPr>
+            <w:tcW w:type="dxa" w:w="1587"/>
+            <w:gridSpan w:val="2"/>
           </w:tcPr>
           <w:p>
             <w:pPr>
@@ -13341,74 +12708,41 @@
                 <w:b/>
                 <w:sz w:val="17"/>
               </w:rPr>
-              <w:t>Run</w:t>
-            </w:r>
-          </w:p>
-        </w:tc>
-        <w:tc>
-          <w:tcPr>
-            <w:tcW w:type="dxa" w:w="1814"/>
-          </w:tcPr>
-          <w:p>
-            <w:pPr>
-              <w:jc w:val="center"/>
-            </w:pPr>
+              <w:t>E(HS)−E(BS) / cm</w:t>
+            </w:r>
             <w:r>
               <w:rPr>
                 <w:b/>
                 <w:sz w:val="17"/>
-              </w:rPr>
-              <w:t>E(HS)−E(BS) / cm</w:t>
-            </w:r>
+                <w:vertAlign w:val="superscript"/>
+              </w:rPr>
+              <w:t>−1</w:t>
+            </w:r>
+          </w:p>
+        </w:tc>
+        <w:tc>
+          <w:tcPr>
+            <w:tcW w:type="dxa" w:w="1361"/>
+            <w:gridSpan w:val="2"/>
+          </w:tcPr>
+          <w:p>
+            <w:pPr>
+              <w:jc w:val="center"/>
+            </w:pPr>
             <w:r>
               <w:rPr>
                 <w:b/>
                 <w:sz w:val="17"/>
+              </w:rPr>
+              <w:t>J(3) / cm</w:t>
+            </w:r>
+            <w:r>
+              <w:rPr>
+                <w:b/>
+                <w:sz w:val="17"/>
                 <w:vertAlign w:val="superscript"/>
               </w:rPr>
               <w:t>−1</w:t>
-            </w:r>
-          </w:p>
-        </w:tc>
-        <w:tc>
-          <w:tcPr>
-            <w:tcW w:type="dxa" w:w="1247"/>
-          </w:tcPr>
-          <w:p>
-            <w:pPr>
-              <w:jc w:val="center"/>
-            </w:pPr>
-            <w:r>
-              <w:rPr>
-                <w:b/>
-                <w:sz w:val="17"/>
-              </w:rPr>
-              <w:t>J(3) / cm</w:t>
-            </w:r>
-            <w:r>
-              <w:rPr>
-                <w:b/>
-                <w:sz w:val="17"/>
-                <w:vertAlign w:val="superscript"/>
-              </w:rPr>
-              <w:t>−1</w:t>
-            </w:r>
-          </w:p>
-        </w:tc>
-        <w:tc>
-          <w:tcPr>
-            <w:tcW w:type="dxa" w:w="1701"/>
-          </w:tcPr>
-          <w:p>
-            <w:pPr>
-              <w:jc w:val="center"/>
-            </w:pPr>
-            <w:r>
-              <w:rPr>
-                <w:b/>
-                <w:sz w:val="17"/>
-              </w:rPr>
-              <w:t>Coupling</w:t>
             </w:r>
           </w:p>
         </w:tc>
@@ -13419,63 +12753,86 @@
         </w:trPr>
         <w:tc>
           <w:tcPr>
-            <w:tcW w:type="dxa" w:w="3742"/>
-          </w:tcPr>
-          <w:p>
+            <w:tcW w:type="dxa" w:w="1928"/>
+          </w:tcPr>
+          <w:p>
+            <w:pPr>
+              <w:jc w:val="center"/>
+            </w:pPr>
             <w:r>
               <w:rPr>
                 <w:b/>
                 <w:sz w:val="17"/>
               </w:rPr>
-              <w:t>B3LYP/def2-SVP, non-relativistic</w:t>
-            </w:r>
-          </w:p>
-        </w:tc>
-        <w:tc>
-          <w:tcPr>
-            <w:tcW w:type="dxa" w:w="1814"/>
-          </w:tcPr>
-          <w:p>
-            <w:pPr>
-              <w:jc w:val="center"/>
-            </w:pPr>
-            <w:r>
-              <w:rPr>
-                <w:sz w:val="17"/>
-              </w:rPr>
-              <w:t>−38.0</w:t>
-            </w:r>
-          </w:p>
-        </w:tc>
-        <w:tc>
-          <w:tcPr>
-            <w:tcW w:type="dxa" w:w="1247"/>
-          </w:tcPr>
-          <w:p>
-            <w:pPr>
-              <w:jc w:val="center"/>
-            </w:pPr>
-            <w:r>
-              <w:rPr>
-                <w:sz w:val="17"/>
-              </w:rPr>
-              <w:t>+37.8</w:t>
-            </w:r>
-          </w:p>
-        </w:tc>
-        <w:tc>
-          <w:tcPr>
-            <w:tcW w:type="dxa" w:w="1701"/>
-          </w:tcPr>
-          <w:p>
-            <w:pPr>
-              <w:jc w:val="center"/>
-            </w:pPr>
-            <w:r>
-              <w:rPr>
-                <w:sz w:val="17"/>
-              </w:rPr>
-              <w:t>ferromagnetic</w:t>
+              <w:t>Treatment</w:t>
+            </w:r>
+          </w:p>
+        </w:tc>
+        <w:tc>
+          <w:tcPr>
+            <w:tcW w:type="dxa" w:w="1587"/>
+          </w:tcPr>
+          <w:p>
+            <w:pPr>
+              <w:jc w:val="center"/>
+            </w:pPr>
+            <w:r>
+              <w:rPr>
+                <w:b/>
+                <w:sz w:val="17"/>
+              </w:rPr>
+              <w:t>SVP</w:t>
+            </w:r>
+          </w:p>
+        </w:tc>
+        <w:tc>
+          <w:tcPr>
+            <w:tcW w:type="dxa" w:w="1587"/>
+          </w:tcPr>
+          <w:p>
+            <w:pPr>
+              <w:jc w:val="center"/>
+            </w:pPr>
+            <w:r>
+              <w:rPr>
+                <w:b/>
+                <w:sz w:val="17"/>
+              </w:rPr>
+              <w:t>TZVP</w:t>
+            </w:r>
+          </w:p>
+        </w:tc>
+        <w:tc>
+          <w:tcPr>
+            <w:tcW w:type="dxa" w:w="1361"/>
+          </w:tcPr>
+          <w:p>
+            <w:pPr>
+              <w:jc w:val="center"/>
+            </w:pPr>
+            <w:r>
+              <w:rPr>
+                <w:b/>
+                <w:sz w:val="17"/>
+              </w:rPr>
+              <w:t>SVP</w:t>
+            </w:r>
+          </w:p>
+        </w:tc>
+        <w:tc>
+          <w:tcPr>
+            <w:tcW w:type="dxa" w:w="1361"/>
+          </w:tcPr>
+          <w:p>
+            <w:pPr>
+              <w:jc w:val="center"/>
+            </w:pPr>
+            <w:r>
+              <w:rPr>
+                <w:b/>
+                <w:sz w:val="17"/>
+              </w:rPr>
+              <w:t>TZVP</w:t>
             </w:r>
           </w:p>
         </w:tc>
@@ -13486,7 +12843,7 @@
         </w:trPr>
         <w:tc>
           <w:tcPr>
-            <w:tcW w:type="dxa" w:w="3742"/>
+            <w:tcW w:type="dxa" w:w="1928"/>
           </w:tcPr>
           <w:p>
             <w:r>
@@ -13494,55 +12851,71 @@
                 <w:b/>
                 <w:sz w:val="17"/>
               </w:rPr>
-              <w:t>B3LYP/DKH-def2-SVP, DKH</w:t>
-            </w:r>
-          </w:p>
-        </w:tc>
-        <w:tc>
-          <w:tcPr>
-            <w:tcW w:type="dxa" w:w="1814"/>
-          </w:tcPr>
-          <w:p>
-            <w:pPr>
-              <w:jc w:val="center"/>
-            </w:pPr>
-            <w:r>
-              <w:rPr>
-                <w:sz w:val="17"/>
-              </w:rPr>
-              <w:t>+21.7</w:t>
-            </w:r>
-          </w:p>
-        </w:tc>
-        <w:tc>
-          <w:tcPr>
-            <w:tcW w:type="dxa" w:w="1247"/>
-          </w:tcPr>
-          <w:p>
-            <w:pPr>
-              <w:jc w:val="center"/>
-            </w:pPr>
-            <w:r>
-              <w:rPr>
-                <w:sz w:val="17"/>
-              </w:rPr>
-              <w:t>−21.6</w:t>
-            </w:r>
-          </w:p>
-        </w:tc>
-        <w:tc>
-          <w:tcPr>
-            <w:tcW w:type="dxa" w:w="1701"/>
-          </w:tcPr>
-          <w:p>
-            <w:pPr>
-              <w:jc w:val="center"/>
-            </w:pPr>
-            <w:r>
-              <w:rPr>
-                <w:sz w:val="17"/>
-              </w:rPr>
-              <w:t>antiferromagnetic</w:t>
+              <w:t>Non-relativistic</w:t>
+            </w:r>
+          </w:p>
+        </w:tc>
+        <w:tc>
+          <w:tcPr>
+            <w:tcW w:type="dxa" w:w="1587"/>
+          </w:tcPr>
+          <w:p>
+            <w:pPr>
+              <w:jc w:val="center"/>
+            </w:pPr>
+            <w:r>
+              <w:rPr>
+                <w:sz w:val="17"/>
+              </w:rPr>
+              <w:t>−38.0</w:t>
+            </w:r>
+          </w:p>
+        </w:tc>
+        <w:tc>
+          <w:tcPr>
+            <w:tcW w:type="dxa" w:w="1587"/>
+          </w:tcPr>
+          <w:p>
+            <w:pPr>
+              <w:jc w:val="center"/>
+            </w:pPr>
+            <w:r>
+              <w:rPr>
+                <w:sz w:val="17"/>
+              </w:rPr>
+              <w:t>+78.69</w:t>
+            </w:r>
+          </w:p>
+        </w:tc>
+        <w:tc>
+          <w:tcPr>
+            <w:tcW w:type="dxa" w:w="1361"/>
+          </w:tcPr>
+          <w:p>
+            <w:pPr>
+              <w:jc w:val="center"/>
+            </w:pPr>
+            <w:r>
+              <w:rPr>
+                <w:sz w:val="17"/>
+              </w:rPr>
+              <w:t>+37.8</w:t>
+            </w:r>
+          </w:p>
+        </w:tc>
+        <w:tc>
+          <w:tcPr>
+            <w:tcW w:type="dxa" w:w="1361"/>
+          </w:tcPr>
+          <w:p>
+            <w:pPr>
+              <w:jc w:val="center"/>
+            </w:pPr>
+            <w:r>
+              <w:rPr>
+                <w:sz w:val="17"/>
+              </w:rPr>
+              <w:t>−78.11</w:t>
             </w:r>
           </w:p>
         </w:tc>
@@ -13553,7 +12926,7 @@
         </w:trPr>
         <w:tc>
           <w:tcPr>
-            <w:tcW w:type="dxa" w:w="3742"/>
+            <w:tcW w:type="dxa" w:w="1928"/>
           </w:tcPr>
           <w:p>
             <w:r>
@@ -13561,55 +12934,71 @@
                 <w:b/>
                 <w:sz w:val="17"/>
               </w:rPr>
-              <w:t>B3LYP/ZORA-def2-SVP, ZORA</w:t>
-            </w:r>
-          </w:p>
-        </w:tc>
-        <w:tc>
-          <w:tcPr>
-            <w:tcW w:type="dxa" w:w="1814"/>
-          </w:tcPr>
-          <w:p>
-            <w:pPr>
-              <w:jc w:val="center"/>
-            </w:pPr>
-            <w:r>
-              <w:rPr>
-                <w:sz w:val="17"/>
-              </w:rPr>
-              <w:t>+53.5</w:t>
-            </w:r>
-          </w:p>
-        </w:tc>
-        <w:tc>
-          <w:tcPr>
-            <w:tcW w:type="dxa" w:w="1247"/>
-          </w:tcPr>
-          <w:p>
-            <w:pPr>
-              <w:jc w:val="center"/>
-            </w:pPr>
-            <w:r>
-              <w:rPr>
-                <w:sz w:val="17"/>
-              </w:rPr>
-              <w:t>−53.2</w:t>
-            </w:r>
-          </w:p>
-        </w:tc>
-        <w:tc>
-          <w:tcPr>
-            <w:tcW w:type="dxa" w:w="1701"/>
-          </w:tcPr>
-          <w:p>
-            <w:pPr>
-              <w:jc w:val="center"/>
-            </w:pPr>
-            <w:r>
-              <w:rPr>
-                <w:sz w:val="17"/>
-              </w:rPr>
-              <w:t>antiferromagnetic</w:t>
+              <w:t>DKH</w:t>
+            </w:r>
+          </w:p>
+        </w:tc>
+        <w:tc>
+          <w:tcPr>
+            <w:tcW w:type="dxa" w:w="1587"/>
+          </w:tcPr>
+          <w:p>
+            <w:pPr>
+              <w:jc w:val="center"/>
+            </w:pPr>
+            <w:r>
+              <w:rPr>
+                <w:sz w:val="17"/>
+              </w:rPr>
+              <w:t>+21.7</w:t>
+            </w:r>
+          </w:p>
+        </w:tc>
+        <w:tc>
+          <w:tcPr>
+            <w:tcW w:type="dxa" w:w="1587"/>
+          </w:tcPr>
+          <w:p>
+            <w:pPr>
+              <w:jc w:val="center"/>
+            </w:pPr>
+            <w:r>
+              <w:rPr>
+                <w:sz w:val="17"/>
+              </w:rPr>
+              <w:t>+127.84</w:t>
+            </w:r>
+          </w:p>
+        </w:tc>
+        <w:tc>
+          <w:tcPr>
+            <w:tcW w:type="dxa" w:w="1361"/>
+          </w:tcPr>
+          <w:p>
+            <w:pPr>
+              <w:jc w:val="center"/>
+            </w:pPr>
+            <w:r>
+              <w:rPr>
+                <w:sz w:val="17"/>
+              </w:rPr>
+              <w:t>−21.6</w:t>
+            </w:r>
+          </w:p>
+        </w:tc>
+        <w:tc>
+          <w:tcPr>
+            <w:tcW w:type="dxa" w:w="1361"/>
+          </w:tcPr>
+          <w:p>
+            <w:pPr>
+              <w:jc w:val="center"/>
+            </w:pPr>
+            <w:r>
+              <w:rPr>
+                <w:sz w:val="17"/>
+              </w:rPr>
+              <w:t>−126.87</w:t>
             </w:r>
           </w:p>
         </w:tc>
@@ -13620,7 +13009,7 @@
         </w:trPr>
         <w:tc>
           <w:tcPr>
-            <w:tcW w:type="dxa" w:w="3742"/>
+            <w:tcW w:type="dxa" w:w="1928"/>
           </w:tcPr>
           <w:p>
             <w:r>
@@ -13628,80 +13017,29 @@
                 <w:b/>
                 <w:sz w:val="17"/>
               </w:rPr>
-              <w:t>B3LYP/def2-TZVP, non-rel.</w:t>
-            </w:r>
-          </w:p>
-        </w:tc>
-        <w:tc>
-          <w:tcPr>
-            <w:tcW w:type="dxa" w:w="1814"/>
-          </w:tcPr>
-          <w:p>
-            <w:pPr>
-              <w:jc w:val="center"/>
-            </w:pPr>
-            <w:r>
-              <w:rPr>
-                <w:sz w:val="17"/>
-              </w:rPr>
-              <w:t>+78.7</w:t>
-            </w:r>
-          </w:p>
-        </w:tc>
-        <w:tc>
-          <w:tcPr>
-            <w:tcW w:type="dxa" w:w="1247"/>
-          </w:tcPr>
-          <w:p>
-            <w:pPr>
-              <w:jc w:val="center"/>
-            </w:pPr>
-            <w:r>
-              <w:rPr>
-                <w:sz w:val="17"/>
-              </w:rPr>
-              <w:t>−78.1</w:t>
-            </w:r>
-          </w:p>
-        </w:tc>
-        <w:tc>
-          <w:tcPr>
-            <w:tcW w:type="dxa" w:w="1701"/>
-          </w:tcPr>
-          <w:p>
-            <w:pPr>
-              <w:jc w:val="center"/>
-            </w:pPr>
-            <w:r>
-              <w:rPr>
-                <w:sz w:val="17"/>
-              </w:rPr>
-              <w:t>antiferromagnetic</w:t>
-            </w:r>
-          </w:p>
-        </w:tc>
-      </w:tr>
-      <w:tr>
-        <w:trPr>
-          <w:cantSplit/>
-        </w:trPr>
-        <w:tc>
-          <w:tcPr>
-            <w:tcW w:type="dxa" w:w="3742"/>
-          </w:tcPr>
-          <w:p>
-            <w:r>
-              <w:rPr>
-                <w:b/>
-                <w:sz w:val="17"/>
-              </w:rPr>
-              <w:t>B3LYP/DKH-def2-TZVP, DKH</w:t>
-            </w:r>
-          </w:p>
-        </w:tc>
-        <w:tc>
-          <w:tcPr>
-            <w:tcW w:type="dxa" w:w="1814"/>
+              <w:t>ZORA</w:t>
+            </w:r>
+          </w:p>
+        </w:tc>
+        <w:tc>
+          <w:tcPr>
+            <w:tcW w:type="dxa" w:w="1587"/>
+          </w:tcPr>
+          <w:p>
+            <w:pPr>
+              <w:jc w:val="center"/>
+            </w:pPr>
+            <w:r>
+              <w:rPr>
+                <w:sz w:val="17"/>
+              </w:rPr>
+              <w:t>+53.5</w:t>
+            </w:r>
+          </w:p>
+        </w:tc>
+        <w:tc>
+          <w:tcPr>
+            <w:tcW w:type="dxa" w:w="1587"/>
           </w:tcPr>
           <w:p>
             <w:pPr>
@@ -13717,7 +13055,23 @@
         </w:tc>
         <w:tc>
           <w:tcPr>
-            <w:tcW w:type="dxa" w:w="1247"/>
+            <w:tcW w:type="dxa" w:w="1361"/>
+          </w:tcPr>
+          <w:p>
+            <w:pPr>
+              <w:jc w:val="center"/>
+            </w:pPr>
+            <w:r>
+              <w:rPr>
+                <w:sz w:val="17"/>
+              </w:rPr>
+              <w:t>−53.2</w:t>
+            </w:r>
+          </w:p>
+        </w:tc>
+        <w:tc>
+          <w:tcPr>
+            <w:tcW w:type="dxa" w:w="1361"/>
           </w:tcPr>
           <w:p>
             <w:pPr>
@@ -13728,290 +13082,6 @@
                 <w:sz w:val="17"/>
               </w:rPr>
               <w:t>−126.87</w:t>
-            </w:r>
-          </w:p>
-        </w:tc>
-        <w:tc>
-          <w:tcPr>
-            <w:tcW w:type="dxa" w:w="1701"/>
-          </w:tcPr>
-          <w:p>
-            <w:pPr>
-              <w:jc w:val="center"/>
-            </w:pPr>
-            <w:r>
-              <w:rPr>
-                <w:sz w:val="17"/>
-              </w:rPr>
-              <w:t>antiferromagnetic</w:t>
-            </w:r>
-          </w:p>
-        </w:tc>
-      </w:tr>
-      <w:tr>
-        <w:trPr>
-          <w:cantSplit/>
-        </w:trPr>
-        <w:tc>
-          <w:tcPr>
-            <w:tcW w:type="dxa" w:w="3742"/>
-          </w:tcPr>
-          <w:p>
-            <w:r>
-              <w:rPr>
-                <w:b/>
-                <w:sz w:val="17"/>
-              </w:rPr>
-              <w:t>B3LYP/ZORA-def2-TZVP, ZORA</w:t>
-            </w:r>
-          </w:p>
-        </w:tc>
-        <w:tc>
-          <w:tcPr>
-            <w:tcW w:type="dxa" w:w="1814"/>
-          </w:tcPr>
-          <w:p>
-            <w:pPr>
-              <w:jc w:val="center"/>
-            </w:pPr>
-            <w:r>
-              <w:rPr>
-                <w:sz w:val="17"/>
-              </w:rPr>
-              <w:t>+127.84</w:t>
-            </w:r>
-          </w:p>
-        </w:tc>
-        <w:tc>
-          <w:tcPr>
-            <w:tcW w:type="dxa" w:w="1247"/>
-          </w:tcPr>
-          <w:p>
-            <w:pPr>
-              <w:jc w:val="center"/>
-            </w:pPr>
-            <w:r>
-              <w:rPr>
-                <w:sz w:val="17"/>
-              </w:rPr>
-              <w:t>−126.87</w:t>
-            </w:r>
-          </w:p>
-        </w:tc>
-        <w:tc>
-          <w:tcPr>
-            <w:tcW w:type="dxa" w:w="1701"/>
-          </w:tcPr>
-          <w:p>
-            <w:pPr>
-              <w:jc w:val="center"/>
-            </w:pPr>
-            <w:r>
-              <w:rPr>
-                <w:sz w:val="17"/>
-              </w:rPr>
-              <w:t>antiferromagnetic</w:t>
-            </w:r>
-          </w:p>
-        </w:tc>
-      </w:tr>
-      <w:tr>
-        <w:trPr>
-          <w:cantSplit/>
-        </w:trPr>
-        <w:tc>
-          <w:tcPr>
-            <w:tcW w:type="dxa" w:w="3742"/>
-          </w:tcPr>
-          <w:p>
-            <w:r>
-              <w:rPr>
-                <w:b/>
-                <w:sz w:val="17"/>
-              </w:rPr>
-              <w:t>TPSSh/def2-SVP, non-rel. (10% HF exchange)</w:t>
-            </w:r>
-          </w:p>
-        </w:tc>
-        <w:tc>
-          <w:tcPr>
-            <w:tcW w:type="dxa" w:w="1814"/>
-          </w:tcPr>
-          <w:p>
-            <w:pPr>
-              <w:jc w:val="center"/>
-            </w:pPr>
-            <w:r>
-              <w:rPr>
-                <w:sz w:val="17"/>
-              </w:rPr>
-              <w:t>−174.9</w:t>
-            </w:r>
-          </w:p>
-        </w:tc>
-        <w:tc>
-          <w:tcPr>
-            <w:tcW w:type="dxa" w:w="1247"/>
-          </w:tcPr>
-          <w:p>
-            <w:pPr>
-              <w:jc w:val="center"/>
-            </w:pPr>
-            <w:r>
-              <w:rPr>
-                <w:sz w:val="17"/>
-              </w:rPr>
-              <w:t>+173.4</w:t>
-            </w:r>
-          </w:p>
-        </w:tc>
-        <w:tc>
-          <w:tcPr>
-            <w:tcW w:type="dxa" w:w="1701"/>
-          </w:tcPr>
-          <w:p>
-            <w:pPr>
-              <w:jc w:val="center"/>
-            </w:pPr>
-            <w:r>
-              <w:rPr>
-                <w:sz w:val="17"/>
-              </w:rPr>
-              <w:t>ferromagnetic</w:t>
-            </w:r>
-          </w:p>
-        </w:tc>
-      </w:tr>
-      <w:tr>
-        <w:trPr>
-          <w:cantSplit/>
-        </w:trPr>
-        <w:tc>
-          <w:tcPr>
-            <w:tcW w:type="dxa" w:w="3742"/>
-          </w:tcPr>
-          <w:p>
-            <w:r>
-              <w:rPr>
-                <w:b/>
-                <w:sz w:val="17"/>
-              </w:rPr>
-              <w:t>B3LYP/def2-SVP, non-rel. (20% HF exchange)</w:t>
-            </w:r>
-          </w:p>
-        </w:tc>
-        <w:tc>
-          <w:tcPr>
-            <w:tcW w:type="dxa" w:w="1814"/>
-          </w:tcPr>
-          <w:p>
-            <w:pPr>
-              <w:jc w:val="center"/>
-            </w:pPr>
-            <w:r>
-              <w:rPr>
-                <w:sz w:val="17"/>
-              </w:rPr>
-              <w:t>−38.0</w:t>
-            </w:r>
-          </w:p>
-        </w:tc>
-        <w:tc>
-          <w:tcPr>
-            <w:tcW w:type="dxa" w:w="1247"/>
-          </w:tcPr>
-          <w:p>
-            <w:pPr>
-              <w:jc w:val="center"/>
-            </w:pPr>
-            <w:r>
-              <w:rPr>
-                <w:sz w:val="17"/>
-              </w:rPr>
-              <w:t>+37.8</w:t>
-            </w:r>
-          </w:p>
-        </w:tc>
-        <w:tc>
-          <w:tcPr>
-            <w:tcW w:type="dxa" w:w="1701"/>
-          </w:tcPr>
-          <w:p>
-            <w:pPr>
-              <w:jc w:val="center"/>
-            </w:pPr>
-            <w:r>
-              <w:rPr>
-                <w:sz w:val="17"/>
-              </w:rPr>
-              <w:t>ferromagnetic</w:t>
-            </w:r>
-          </w:p>
-        </w:tc>
-      </w:tr>
-      <w:tr>
-        <w:trPr>
-          <w:cantSplit/>
-        </w:trPr>
-        <w:tc>
-          <w:tcPr>
-            <w:tcW w:type="dxa" w:w="3742"/>
-          </w:tcPr>
-          <w:p>
-            <w:r>
-              <w:rPr>
-                <w:b/>
-                <w:sz w:val="17"/>
-              </w:rPr>
-              <w:t>PBE0/def2-SVP, non-rel. (25% HF exchange)</w:t>
-            </w:r>
-          </w:p>
-        </w:tc>
-        <w:tc>
-          <w:tcPr>
-            <w:tcW w:type="dxa" w:w="1814"/>
-          </w:tcPr>
-          <w:p>
-            <w:pPr>
-              <w:jc w:val="center"/>
-            </w:pPr>
-            <w:r>
-              <w:rPr>
-                <w:sz w:val="17"/>
-              </w:rPr>
-              <w:t>+30.9</w:t>
-            </w:r>
-          </w:p>
-        </w:tc>
-        <w:tc>
-          <w:tcPr>
-            <w:tcW w:type="dxa" w:w="1247"/>
-          </w:tcPr>
-          <w:p>
-            <w:pPr>
-              <w:jc w:val="center"/>
-            </w:pPr>
-            <w:r>
-              <w:rPr>
-                <w:sz w:val="17"/>
-              </w:rPr>
-              <w:t>−30.8</w:t>
-            </w:r>
-          </w:p>
-        </w:tc>
-        <w:tc>
-          <w:tcPr>
-            <w:tcW w:type="dxa" w:w="1701"/>
-          </w:tcPr>
-          <w:p>
-            <w:pPr>
-              <w:jc w:val="center"/>
-            </w:pPr>
-            <w:r>
-              <w:rPr>
-                <w:sz w:val="17"/>
-              </w:rPr>
-              <w:t>antiferromagnetic</w:t>
             </w:r>
           </w:p>
         </w:tc>
@@ -14024,13 +13094,7 @@
     </w:p>
     <w:p>
       <w:r>
-        <w:rPr>
-          <w:b/>
-        </w:rPr>
-        <w:t xml:space="preserve">Basis set: the sign change is an SVP artefact. </w:t>
-      </w:r>
-      <w:r>
-        <w:t>With TZVP-level basis sets all three calculations give antiferromagnetic coupling: J(3) = −78.1 cm</w:t>
+        <w:t>With the larger basis all three calculations give antiferromagnetic coupling, J(3) = −78.1 cm</w:t>
       </w:r>
       <w:r>
         <w:rPr>
@@ -14039,7 +13103,7 @@
         <w:t>−1</w:t>
       </w:r>
       <w:r>
-        <w:t xml:space="preserve"> non-relativistic, −126.87 cm</w:t>
+        <w:t xml:space="preserve"> (non-relativistic), −126.87 cm</w:t>
       </w:r>
       <w:r>
         <w:rPr>
@@ -14048,7 +13112,7 @@
         <w:t>−1</w:t>
       </w:r>
       <w:r>
-        <w:t xml:space="preserve"> with DKH and −126.87 cm</w:t>
+        <w:t xml:space="preserve"> (DKH) and −126.87 cm</w:t>
       </w:r>
       <w:r>
         <w:rPr>
@@ -14057,7 +13121,7 @@
         <w:t>−1</w:t>
       </w:r>
       <w:r>
-        <w:t xml:space="preserve"> with ZORA. DKH and ZORA now agree to 0.003 cm</w:t>
+        <w:t xml:space="preserve"> (ZORA). DKH and ZORA now agree to 0.003 cm</w:t>
       </w:r>
       <w:r>
         <w:rPr>
@@ -14066,7 +13130,7 @@
         <w:t>−1</w:t>
       </w:r>
       <w:r>
-        <w:t xml:space="preserve"> in E(HS) − E(BS) (they differed by 32 cm</w:t>
+        <w:t>, and the non-relativistic value is already negative without relativity. The sign change and the DKH/ZORA difference seen with SVP therefore come from the small basis set, not from relativity. With TZVP, scalar relativistic effects shift J by −49 cm</w:t>
       </w:r>
       <w:r>
         <w:rPr>
@@ -14075,7 +13139,12 @@
         <w:t>−1</w:t>
       </w:r>
       <w:r>
-        <w:t xml:space="preserve"> with SVP), and the non-relativistic value changes sign on its own when the basis is enlarged. The ferromagnetic SVP result and the DKH/ZORA disagreement therefore come from the small SVP basis, not from relativity. With the larger basis the relativistic correction is clean: scalar relativity shifts J by −49 cm</w:t>
+        <w:t xml:space="preserve"> and make the antiferromagnetic coupling about 62 % stronger.</w:t>
+      </w:r>
+    </w:p>
+    <w:p>
+      <w:r>
+        <w:t>For comparison, changing the functional at the non-relativistic SVP level changes J(3) much more: +173 cm</w:t>
       </w:r>
       <w:r>
         <w:rPr>
@@ -14084,18 +13153,7 @@
         <w:t>−1</w:t>
       </w:r>
       <w:r>
-        <w:t>, i.e. it strengthens the antiferromagnetic coupling by about 62 %.</w:t>
-      </w:r>
-    </w:p>
-    <w:p>
-      <w:r>
-        <w:rPr>
-          <w:b/>
-        </w:rPr>
-        <w:t xml:space="preserve">Functional: the largest uncertainty. </w:t>
-      </w:r>
-      <w:r>
-        <w:t>With the same SVP basis J(3) is +173 cm</w:t>
+        <w:t xml:space="preserve"> with TPSSh (10% exact exchange), +38 cm</w:t>
       </w:r>
       <w:r>
         <w:rPr>
@@ -14104,7 +13162,7 @@
         <w:t>−1</w:t>
       </w:r>
       <w:r>
-        <w:t xml:space="preserve"> for TPSSh (10% exact exchange), +38 cm</w:t>
+        <w:t xml:space="preserve"> with B3LYP (20%) and −31 cm</w:t>
       </w:r>
       <w:r>
         <w:rPr>
@@ -14113,25 +13171,7 @@
         <w:t>−1</w:t>
       </w:r>
       <w:r>
-        <w:t xml:space="preserve"> for B3LYP (20%) and −31 cm</w:t>
-      </w:r>
-      <w:r>
-        <w:rPr>
-          <w:vertAlign w:val="superscript"/>
-        </w:rPr>
-        <w:t>−1</w:t>
-      </w:r>
-      <w:r>
-        <w:t xml:space="preserve"> for PBE0 (25%), a monotonic trend with the amount of exact exchange spanning 204 cm</w:t>
-      </w:r>
-      <w:r>
-        <w:rPr>
-          <w:vertAlign w:val="superscript"/>
-        </w:rPr>
-        <w:t>−1</w:t>
-      </w:r>
-      <w:r>
-        <w:t>. This is the well-known functional dependence of broken-symmetry DFT and is larger than any of the relativistic shifts.</w:t>
+        <w:t xml:space="preserve"> with PBE0 (25%).</w:t>
       </w:r>
     </w:p>
     <w:p>
@@ -14144,7 +13184,7 @@
     </w:p>
     <w:p>
       <w:r>
-        <w:t>The relativistic Hamiltonian changes the total energy by tens of hartree, but almost all of that is the core-electron stabilisation, which is the same in the high-spin and the broken-symmetry state and cancels in J. What remains for J is a correction of about 49 cm</w:t>
+        <w:t>Relativity changes the total energy by tens of hartree, but this is core-electron stabilisation that is the same in the high-spin and broken-symmetry states and cancels in J. The effect that remains on J is about 49 cm</w:t>
       </w:r>
       <w:r>
         <w:rPr>
@@ -14153,7 +13193,7 @@
         <w:t>−1</w:t>
       </w:r>
       <w:r>
-        <w:t xml:space="preserve"> (≈62 % of |J|): for a 3d metal like Cu this is small in absolute terms but not negligible, because the exchange coupling itself is a small energy. DKH and ZORA give the same answer once the basis set is adequate, so for J the choice between the two scalar-relativistic Hamiltonians does not matter. The comparison also shows that such small energy differences need a converged basis set before a relativistic effect can be read from them — the SVP basis prescribed for the exercise is too small for that — and that the exchange-correlation functional, not relativity, is the main source of uncertainty in the computed J.</w:t>
+        <w:t>, or 62 % of |J|. For a 3d metal such as Cu this is small in absolute terms, but it is not negligible because J itself is a small energy. DKH and ZORA give the same J once the basis set is large enough, so the choice between them does not matter here. The table also shows that the SVP basis is too small to resolve the relativistic effect on such a small energy difference, and that the choice of functional affects J more than relativity does.</w:t>
       </w:r>
     </w:p>
     <w:p>
@@ -14171,7 +13211,7 @@
     </w:p>
     <w:p>
       <w:r>
-        <w:t>Both runs use the ORCA %md module on a cluster cut from an ice crystal, at 400 K with a Nosé–Hoover chain thermostat (time constant 10 fs) and a time step of 0.5 fs, which is the largest step the manual recommends for systems containing hydrogen. The exercise asks for a sphere of size 50 Å; this was read as a diameter, so the ORCA keyword Cell Sphere was given a radius of 25 Å, centred on the cluster (the input files are not centred on the origin). The sphere is a soft repulsive wall that keeps evaporated molecules from flying away; the clusters themselves have radii of only 6.4 Å (a) and 13.7 Å (b), so the wall never acts on the bulk of the cluster, and the results would be the same if the 50 Å were read as a radius. Keywords: ! MD PBE def2-SVP def2/J for (a) and ! MD XTB2 for (b).</w:t>
+        <w:t>Both runs use the ORCA %md module on a cluster cut from an ice crystal, at 400 K with a Nosé–Hoover chain thermostat (time constant 10 fs) and a time step of 0.5 fs, the largest step the manual recommends for systems with hydrogen atoms. The 50 Å sphere was taken as the diameter, so Cell Sphere was set to a radius of 25 Å, centred on the cluster because the input coordinates are not centred on the origin. The sphere is a soft repulsive wall that stops evaporated molecules from flying away. The clusters themselves have radii of only 6.4 Å (a) and 13.7 Å (b), so the wall does not affect the cluster itself and a 50 Å radius would give the same result. Keywords: ! MD PBE def2-SVP def2/J for (a) and ! MD XTB2 for (b).</w:t>
       </w:r>
     </w:p>
     <w:p>
@@ -14179,7 +13219,7 @@
         <w:pStyle w:val="Heading1"/>
       </w:pPr>
       <w:r>
-        <w:t>Setup and cost</w:t>
+        <w:t>Setup</w:t>
       </w:r>
     </w:p>
     <w:p>
@@ -14192,7 +13232,7 @@
           <w:i/>
           <w:sz w:val="18"/>
         </w:rPr>
-        <w:t>Table 1. The two simulations and what they cost on one core.</w:t>
+        <w:t>Table 1. The two simulations.</w:t>
       </w:r>
     </w:p>
     <w:tbl>
@@ -14512,57 +13552,6 @@
           </w:p>
         </w:tc>
       </w:tr>
-      <w:tr>
-        <w:trPr>
-          <w:cantSplit/>
-        </w:trPr>
-        <w:tc>
-          <w:tcPr>
-            <w:tcW w:type="dxa" w:w="2835"/>
-          </w:tcPr>
-          <w:p>
-            <w:r>
-              <w:rPr>
-                <w:b/>
-                <w:sz w:val="17"/>
-              </w:rPr>
-              <w:t>Time per step and atom</w:t>
-            </w:r>
-          </w:p>
-        </w:tc>
-        <w:tc>
-          <w:tcPr>
-            <w:tcW w:type="dxa" w:w="2608"/>
-          </w:tcPr>
-          <w:p>
-            <w:pPr>
-              <w:jc w:val="center"/>
-            </w:pPr>
-            <w:r>
-              <w:rPr>
-                <w:sz w:val="17"/>
-              </w:rPr>
-              <w:t>1436 ms</w:t>
-            </w:r>
-          </w:p>
-        </w:tc>
-        <w:tc>
-          <w:tcPr>
-            <w:tcW w:type="dxa" w:w="2608"/>
-          </w:tcPr>
-          <w:p>
-            <w:pPr>
-              <w:jc w:val="center"/>
-            </w:pPr>
-            <w:r>
-              <w:rPr>
-                <w:sz w:val="17"/>
-              </w:rPr>
-              <w:t>10.6 ms</w:t>
-            </w:r>
-          </w:p>
-        </w:tc>
-      </w:tr>
     </w:tbl>
     <w:p>
       <w:pPr>
@@ -14574,7 +13563,7 @@
         <w:pStyle w:val="Heading1"/>
       </w:pPr>
       <w:r>
-        <w:t>Structures at the beginning and at the end</w:t>
+        <w:t>Trajectory in Avogadro</w:t>
       </w:r>
     </w:p>
     <w:p>
@@ -14585,8 +13574,8 @@
       <w:r>
         <w:drawing>
           <wp:inline xmlns:a="http://schemas.openxmlformats.org/drawingml/2006/main" xmlns:pic="http://schemas.openxmlformats.org/drawingml/2006/picture">
-            <wp:extent cx="5040000" cy="5040000"/>
-            <wp:docPr id="7" name="Picture 1"/>
+            <wp:extent cx="4500000" cy="3008170"/>
+            <wp:docPr id="8" name="Picture 1"/>
             <wp:cNvGraphicFramePr>
               <a:graphicFrameLocks noChangeAspect="1"/>
             </wp:cNvGraphicFramePr>
@@ -14594,11 +13583,71 @@
               <a:graphicData uri="http://schemas.openxmlformats.org/drawingml/2006/picture">
                 <pic:pic>
                   <pic:nvPicPr>
-                    <pic:cNvPr id="7" name="ex6_fig_snapshots.png"/>
+                    <pic:cNvPr id="8" name="ex6b_trajectory_filmstrip_from_avogadro.png"/>
                     <pic:cNvPicPr/>
                   </pic:nvPicPr>
                   <pic:blipFill>
-                    <a:blip r:embed="rId28"/>
+                    <a:blip r:embed="rId29"/>
+                    <a:stretch>
+                      <a:fillRect/>
+                    </a:stretch>
+                  </pic:blipFill>
+                  <pic:spPr>
+                    <a:xfrm>
+                      <a:off x="0" y="0"/>
+                      <a:ext cx="4500000" cy="3008170"/>
+                    </a:xfrm>
+                    <a:prstGeom prst="rect"/>
+                  </pic:spPr>
+                </pic:pic>
+              </a:graphicData>
+            </a:graphic>
+          </wp:inline>
+        </w:drawing>
+      </w:r>
+    </w:p>
+    <w:p>
+      <w:pPr>
+        <w:jc w:val="center"/>
+      </w:pPr>
+      <w:r>
+        <w:rPr>
+          <w:i/>
+          <w:sz w:val="18"/>
+        </w:rPr>
+        <w:t>Figure 1. The xTB trajectory (b) opened in Avogadro 2, frames at 500 fs intervals. Red: O, white: H. Because the movie export of Avogadro does not work, the trajectory was displayed frame by frame in Avogadro (every 100th MD step, 51 frames) and the rendered frames were joined into an animated GIF, which is sent with this report as HW2_ZhangXubo_Ex6_water_MD_XTB_Avogadro.gif.</w:t>
+      </w:r>
+    </w:p>
+    <w:p>
+      <w:pPr>
+        <w:pStyle w:val="Heading1"/>
+      </w:pPr>
+      <w:r>
+        <w:t>Structures at the beginning and at the end</w:t>
+      </w:r>
+    </w:p>
+    <w:p>
+      <w:pPr>
+        <w:keepNext/>
+        <w:jc w:val="center"/>
+      </w:pPr>
+      <w:r>
+        <w:drawing>
+          <wp:inline xmlns:a="http://schemas.openxmlformats.org/drawingml/2006/main" xmlns:pic="http://schemas.openxmlformats.org/drawingml/2006/picture">
+            <wp:extent cx="5040000" cy="5040000"/>
+            <wp:docPr id="9" name="Picture 2"/>
+            <wp:cNvGraphicFramePr>
+              <a:graphicFrameLocks noChangeAspect="1"/>
+            </wp:cNvGraphicFramePr>
+            <a:graphic>
+              <a:graphicData uri="http://schemas.openxmlformats.org/drawingml/2006/picture">
+                <pic:pic>
+                  <pic:nvPicPr>
+                    <pic:cNvPr id="9" name="ex6_fig_snapshots.png"/>
+                    <pic:cNvPicPr/>
+                  </pic:nvPicPr>
+                  <pic:blipFill>
+                    <a:blip r:embed="rId30"/>
                     <a:stretch>
                       <a:fillRect/>
                     </a:stretch>
@@ -14626,7 +13675,7 @@
           <w:i/>
           <w:sz w:val="18"/>
         </w:rPr>
-        <w:t>Figure 1. First and last frame of each trajectory. Red: O, white: H, grey sticks: covalent O–H bonds, thin blue lines: hydrogen bonds (H···O &lt; 2.2 Å). Same viewing direction and scale within each row.</w:t>
+        <w:t>Figure 2. First and last frame of each trajectory. Red: O, white: H, grey sticks: covalent O–H bonds, thin blue lines: hydrogen bonds (H···O &lt; 2.2 Å). Same viewing direction and scale within each row.</w:t>
       </w:r>
     </w:p>
     <w:p>
@@ -14646,7 +13695,7 @@
         <w:drawing>
           <wp:inline xmlns:a="http://schemas.openxmlformats.org/drawingml/2006/main" xmlns:pic="http://schemas.openxmlformats.org/drawingml/2006/picture">
             <wp:extent cx="5040000" cy="4438770"/>
-            <wp:docPr id="8" name="Picture 2"/>
+            <wp:docPr id="10" name="Picture 3"/>
             <wp:cNvGraphicFramePr>
               <a:graphicFrameLocks noChangeAspect="1"/>
             </wp:cNvGraphicFramePr>
@@ -14654,11 +13703,11 @@
               <a:graphicData uri="http://schemas.openxmlformats.org/drawingml/2006/picture">
                 <pic:pic>
                   <pic:nvPicPr>
-                    <pic:cNvPr id="8" name="ex6_fig_temperature_structure.png"/>
+                    <pic:cNvPr id="10" name="ex6_fig_temperature_structure.png"/>
                     <pic:cNvPicPr/>
                   </pic:nvPicPr>
                   <pic:blipFill>
-                    <a:blip r:embed="rId29"/>
+                    <a:blip r:embed="rId31"/>
                     <a:stretch>
                       <a:fillRect/>
                     </a:stretch>
@@ -14686,7 +13735,7 @@
           <w:i/>
           <w:sz w:val="18"/>
         </w:rPr>
-        <w:t>Figure 2. Top: instantaneous temperature (dashed line: the 400 K set point). Middle: hydrogen bonds per water molecule (O···O &lt; 3.5 Å and ∠(H–O···O) &lt; 30°). Bottom: tetrahedral order parameter q averaged over the molecules that start with four neighbours within 3.2 Å (2 of 20 and 48 of 128). Thin lines are per-step values, thick lines a running average.</w:t>
+        <w:t>Figure 3. Top: instantaneous temperature (dashed line: the 400 K set point). Middle: hydrogen bonds per water molecule (O···O &lt; 3.5 Å and ∠(H–O···O) &lt; 30°). Bottom: tetrahedral order parameter q averaged over the molecules that start with four neighbours within 3.2 Å (2 of 20 and 48 of 128). Thin lines are per-step values, thick lines a running average.</w:t>
       </w:r>
     </w:p>
     <w:p>
@@ -14698,7 +13747,7 @@
         <w:drawing>
           <wp:inline xmlns:a="http://schemas.openxmlformats.org/drawingml/2006/main" xmlns:pic="http://schemas.openxmlformats.org/drawingml/2006/picture">
             <wp:extent cx="5040000" cy="1916620"/>
-            <wp:docPr id="9" name="Picture 3"/>
+            <wp:docPr id="11" name="Picture 4"/>
             <wp:cNvGraphicFramePr>
               <a:graphicFrameLocks noChangeAspect="1"/>
             </wp:cNvGraphicFramePr>
@@ -14706,11 +13755,11 @@
               <a:graphicData uri="http://schemas.openxmlformats.org/drawingml/2006/picture">
                 <pic:pic>
                   <pic:nvPicPr>
-                    <pic:cNvPr id="9" name="ex6_fig_OO_distance_distribution.png"/>
+                    <pic:cNvPr id="11" name="ex6_fig_OO_distance_distribution.png"/>
                     <pic:cNvPicPr/>
                   </pic:nvPicPr>
                   <pic:blipFill>
-                    <a:blip r:embed="rId30"/>
+                    <a:blip r:embed="rId32"/>
                     <a:stretch>
                       <a:fillRect/>
                     </a:stretch>
@@ -14738,7 +13787,7 @@
           <w:i/>
           <w:sz w:val="18"/>
         </w:rPr>
-        <w:t>Figure 3. O–O pair distance distribution, n(r)/4πr², at the beginning and at the end of each run, scaled to the same maximum.</w:t>
+        <w:t>Figure 4. O–O pair distance distribution, n(r)/4πr², at the beginning and at the end of each run, scaled to the same maximum.</w:t>
       </w:r>
     </w:p>
     <w:p>
@@ -14751,57 +13800,22 @@
     </w:p>
     <w:p>
       <w:r>
-        <w:rPr>
-          <w:b/>
-        </w:rPr>
-        <w:t xml:space="preserve">The ice cluster melts, and the melting is visible in the structure, not in the temperature. </w:t>
-      </w:r>
-      <w:r>
-        <w:t>In the xTB run the tetrahedral order of the interior molecules falls from 0.90 to 0.39 during the first ~800 fs and then stays there; the second-neighbour peak at 4.4 Å in the O–O distribution disappears and the minimum at 3.5 Å fills in (Figure 3b). That is the crystal-to-liquid change the exercise describes: the molecules keep their hydrogen bonds (2.56 → 2.53 per molecule) but lose the tetrahedral arrangement and the long-range order.</w:t>
+        <w:t>In the xTB run the ice cluster melts, and this shows up in the structure rather than in the temperature. The tetrahedral order of the interior molecules drops from 0.90 to 0.39 within the first ~800 fs and then stays there. In the O–O distribution the second-neighbour peak at 4.4 Å disappears and the minimum at 3.5 Å fills in (Figure 4b). The number of hydrogen bonds hardly changes (2.56 → 2.53 per molecule), so the molecules keep their hydrogen bonds but lose the tetrahedral arrangement and the long-range order of the crystal.</w:t>
       </w:r>
     </w:p>
     <w:p>
       <w:r>
-        <w:rPr>
-          <w:b/>
-        </w:rPr>
-        <w:t xml:space="preserve">100 fs of ab initio MD is not enough to see it. </w:t>
-      </w:r>
-      <w:r>
-        <w:t>In the DFT run q only falls from 0.99 to 0.88 and the pair distribution still shows the ice peaks. Hydrogen-bond rearrangement in water takes of the order of a picosecond, so a 100 fs trajectory only samples the vibrations around the initial structure.</w:t>
+        <w:t>The 100 fs DFT run is too short to see this: q only falls from 0.99 to 0.88 and the pair distribution still has the ice peaks. Hydrogen bonds in water rearrange on a picosecond time scale, so 100 fs only samples vibrations around the starting structure.</w:t>
       </w:r>
     </w:p>
     <w:p>
       <w:r>
-        <w:rPr>
-          <w:b/>
-        </w:rPr>
-        <w:t xml:space="preserve">Molecules evaporate, and the wall is needed. </w:t>
-      </w:r>
-      <w:r>
-        <w:t>The largest O distance from the centre of the cluster grows from 13.0 Å to 23.6 Å in the xTB run: single molecules leave the hot surface and travel almost to the 25 Å wall. Without the confining sphere they would simply fly away and the cluster would slowly evaporate.</w:t>
+        <w:t>In the xTB run some molecules evaporate. The largest O distance from the cluster centre grows from 13.0 Å to 23.6 Å, close to the 25 Å wall, so without the confining sphere these molecules would leave the cluster.</w:t>
       </w:r>
     </w:p>
     <w:p>
       <w:r>
-        <w:rPr>
-          <w:b/>
-        </w:rPr>
-        <w:t xml:space="preserve">The thermostat works, but small clusters fluctuate strongly. </w:t>
-      </w:r>
-      <w:r>
-        <w:t>Over the second half of the xTB run the mean temperature is 399 K with a standard deviation of 22 K. In the 60-atom DFT cluster the same thermostat gives swings of ±50 K around the set point, because the temperature of a small system is a strongly fluctuating quantity (the relative fluctuation goes as 1/√N).</w:t>
-      </w:r>
-    </w:p>
-    <w:p>
-      <w:r>
-        <w:rPr>
-          <w:b/>
-        </w:rPr>
-        <w:t xml:space="preserve">Cost decides what is possible. </w:t>
-      </w:r>
-      <w:r>
-        <w:t>One DFT step costs 86 s for 60 atoms, one xTB step 4.1 s for 384 atoms, i.e. about 136 times more expensive per atom and step. This is why the ab initio run is limited to a small cluster and 100 fs while the semi-empirical run reaches 128 molecules and 2.5 ps in a comparable wall time.</w:t>
+        <w:t>The thermostat keeps the average temperature at the set point: over the second half of the xTB run the mean is 399 K with a standard deviation of 22 K. The 60-atom DFT cluster fluctuates by about ±50 K, because relative temperature fluctuations scale as 1/√N and are large in small systems.</w:t>
       </w:r>
     </w:p>
     <w:p>
@@ -14814,40 +13828,22 @@
     </w:p>
     <w:p>
       <w:r>
-        <w:t>The stored trajectory (and the per-step energies in the .csv file that ORCA writes) contains much more than the melting itself:</w:t>
+        <w:t>Besides the melting, the trajectory and the per-step energies that ORCA writes can be used for:</w:t>
       </w:r>
     </w:p>
     <w:p>
       <w:r>
-        <w:rPr>
-          <w:b/>
-        </w:rPr>
-        <w:t xml:space="preserve">Structure. </w:t>
-      </w:r>
-      <w:r>
-        <w:t>Radial distribution functions g(r) for O–O, O–H and H–H and the coordination numbers obtained by integrating them; the distribution of hydrogen-bond distances and angles; the distribution of the tetrahedral order parameter; the size and shape of the cluster.</w:t>
+        <w:t>Structure: radial distribution functions g(r) for O–O, O–H and H–H and the coordination numbers from their integrals, hydrogen-bond distance and angle distributions, and the size and shape of the cluster.</w:t>
       </w:r>
     </w:p>
     <w:p>
       <w:r>
-        <w:rPr>
-          <w:b/>
-        </w:rPr>
-        <w:t xml:space="preserve">Dynamics. </w:t>
-      </w:r>
-      <w:r>
-        <w:t>Mean square displacement and from it the diffusion coefficient; hydrogen-bond lifetimes and reorientation correlation times; velocity autocorrelation, whose Fourier transform gives the vibrational density of states; the dipole autocorrelation function, which gives the infrared spectrum including anharmonic and temperature effects, something a harmonic frequency calculation like Exercise 1 cannot provide.</w:t>
+        <w:t>Dynamics: the mean square displacement and the diffusion coefficient, hydrogen-bond lifetimes and reorientation times, and the velocity autocorrelation function, whose Fourier transform gives the vibrational density of states. The dipole autocorrelation function gives the IR spectrum including anharmonic and temperature effects, which a harmonic frequency calculation as in Exercise 1 cannot provide.</w:t>
       </w:r>
     </w:p>
     <w:p>
       <w:r>
-        <w:rPr>
-          <w:b/>
-        </w:rPr>
-        <w:t xml:space="preserve">Thermodynamics and quality control. </w:t>
-      </w:r>
-      <w:r>
-        <w:t>The distributions of kinetic and potential energy (and from their fluctuations the heat capacity); the evaporation rate; and, as a check on the integration, the drift of the conserved quantity — here −3.2 kcal mol</w:t>
+        <w:t>Thermodynamics and checks: kinetic and potential energy distributions (the heat capacity follows from their fluctuations), the evaporation rate, and the drift of the conserved energy as a check of the integration, here −3.2 kcal mol</w:t>
       </w:r>
       <w:r>
         <w:rPr>
@@ -14870,12 +13866,7 @@
     </w:p>
     <w:p>
       <w:r>
-        <w:t>Snapshots from the trajectory can also be used as starting structures for other calculations, for example to compute spectra of solvated molecules on configurations sampled by the dynamics.</w:t>
-      </w:r>
-    </w:p>
-    <w:p>
-      <w:r>
-        <w:t>The animation of the xTB trajectory (every 25th step, 201 frames) is supplied as ex6b_trajectory_animation_XTB.gif.</w:t>
+        <w:t>Snapshots from the trajectory can also serve as starting structures for further calculations, for example spectra of solvated molecules averaged over the sampled configurations.</w:t>
       </w:r>
     </w:p>
     <w:sectPr>
